--- a/F6_SP_Lesson_7_2012_2013_TFNG_Teacher_Version_Revised.docx
+++ b/F6_SP_Lesson_7_2012_2013_TFNG_Teacher_Version_Revised.docx
@@ -132,6 +132,7 @@
     <w:p>
       <w:pPr>
         <w:keepNext/>
+        <w:pageBreakBefore/>
         <w:spacing w:before="80" w:after="60"/>
       </w:pPr>
       <w:r>
@@ -513,7 +514,7 @@
                 <w:color w:val="2F75B5"/>
                 <w:sz w:val="20"/>
               </w:rPr>
-              <w:t xml:space="preserve">(j) </w:t>
+              <w:t xml:space="preserve">(ii) </w:t>
             </w:r>
             <w:r>
               <w:rPr>
@@ -538,7 +539,7 @@
                 <w:color w:val="2F75B5"/>
                 <w:sz w:val="20"/>
               </w:rPr>
-              <w:t xml:space="preserve">(k) </w:t>
+              <w:t xml:space="preserve">(iii) </w:t>
             </w:r>
             <w:r>
               <w:rPr>
@@ -637,6 +638,7 @@
     <w:p>
       <w:pPr>
         <w:keepNext/>
+        <w:pageBreakBefore/>
         <w:spacing w:before="200" w:after="60"/>
       </w:pPr>
       <w:r>
@@ -1088,7 +1090,7 @@
                 <w:color w:val="2F75B5"/>
                 <w:sz w:val="20"/>
               </w:rPr>
-              <w:t xml:space="preserve">(j) </w:t>
+              <w:t xml:space="preserve">(ii) </w:t>
             </w:r>
             <w:r>
               <w:rPr>
@@ -1113,7 +1115,7 @@
                 <w:color w:val="2F75B5"/>
                 <w:sz w:val="20"/>
               </w:rPr>
-              <w:t xml:space="preserve">(k) </w:t>
+              <w:t xml:space="preserve">(iii) </w:t>
             </w:r>
             <w:r>
               <w:rPr>
@@ -1138,7 +1140,7 @@
                 <w:color w:val="2F75B5"/>
                 <w:sz w:val="20"/>
               </w:rPr>
-              <w:t xml:space="preserve">(l) </w:t>
+              <w:t xml:space="preserve">(iv) </w:t>
             </w:r>
             <w:r>
               <w:rPr>
@@ -1166,7 +1168,7 @@
           <w:color w:val="5B7083"/>
           <w:sz w:val="20"/>
         </w:rPr>
-        <w:t>Text 2, ¶13–15 (the passage printed in the student handout):</w:t>
+        <w:t>Text 2, paragraphs 13–21 (the passage printed in the student handout):</w:t>
       </w:r>
     </w:p>
     <w:tbl>
@@ -1314,6 +1316,7 @@
     <w:p>
       <w:pPr>
         <w:keepNext/>
+        <w:pageBreakBefore/>
         <w:spacing w:before="200" w:after="60"/>
       </w:pPr>
       <w:r>
@@ -1695,7 +1698,7 @@
                 <w:color w:val="2F75B5"/>
                 <w:sz w:val="20"/>
               </w:rPr>
-              <w:t xml:space="preserve">(j) </w:t>
+              <w:t xml:space="preserve">(ii) </w:t>
             </w:r>
             <w:r>
               <w:rPr>
@@ -1720,7 +1723,7 @@
                 <w:color w:val="2F75B5"/>
                 <w:sz w:val="20"/>
               </w:rPr>
-              <w:t xml:space="preserve">(k) </w:t>
+              <w:t xml:space="preserve">(iii) </w:t>
             </w:r>
             <w:r>
               <w:rPr>
@@ -1819,6 +1822,7 @@
     <w:p>
       <w:pPr>
         <w:keepNext/>
+        <w:pageBreakBefore/>
         <w:spacing w:before="200" w:after="60"/>
       </w:pPr>
       <w:r>
@@ -2200,7 +2204,7 @@
                 <w:color w:val="2F75B5"/>
                 <w:sz w:val="20"/>
               </w:rPr>
-              <w:t xml:space="preserve">(j) </w:t>
+              <w:t xml:space="preserve">(ii) </w:t>
             </w:r>
             <w:r>
               <w:rPr>
@@ -2225,7 +2229,7 @@
                 <w:color w:val="2F75B5"/>
                 <w:sz w:val="20"/>
               </w:rPr>
-              <w:t xml:space="preserve">(k) </w:t>
+              <w:t xml:space="preserve">(iii) </w:t>
             </w:r>
             <w:r>
               <w:rPr>
@@ -2299,6 +2303,7 @@
     <w:p>
       <w:pPr>
         <w:keepNext/>
+        <w:pageBreakBefore/>
         <w:spacing w:before="200" w:after="60"/>
       </w:pPr>
       <w:r>
@@ -2680,7 +2685,7 @@
                 <w:color w:val="2F75B5"/>
                 <w:sz w:val="20"/>
               </w:rPr>
-              <w:t xml:space="preserve">(j) </w:t>
+              <w:t xml:space="preserve">(ii) </w:t>
             </w:r>
             <w:r>
               <w:rPr>
@@ -2705,7 +2710,7 @@
                 <w:color w:val="2F75B5"/>
                 <w:sz w:val="20"/>
               </w:rPr>
-              <w:t xml:space="preserve">(k) </w:t>
+              <w:t xml:space="preserve">(iii) </w:t>
             </w:r>
             <w:r>
               <w:rPr>
@@ -2881,6 +2886,7 @@
     <w:p>
       <w:pPr>
         <w:keepNext/>
+        <w:pageBreakBefore/>
         <w:spacing w:before="200" w:after="60"/>
       </w:pPr>
       <w:r>
@@ -3332,7 +3338,7 @@
                 <w:color w:val="2F75B5"/>
                 <w:sz w:val="20"/>
               </w:rPr>
-              <w:t xml:space="preserve">(j) </w:t>
+              <w:t xml:space="preserve">(ii) </w:t>
             </w:r>
             <w:r>
               <w:rPr>
@@ -3357,7 +3363,7 @@
                 <w:color w:val="2F75B5"/>
                 <w:sz w:val="20"/>
               </w:rPr>
-              <w:t xml:space="preserve">(k) </w:t>
+              <w:t xml:space="preserve">(iii) </w:t>
             </w:r>
             <w:r>
               <w:rPr>
@@ -3367,7 +3373,7 @@
                 <w:color w:val="17365D"/>
                 <w:sz w:val="20"/>
               </w:rPr>
-              <w:t>¶4–¶5 say nothing about the age of the people posting on the discussion board (lines 39–80)</w:t>
+              <w:t>¶4 mentions the board only in passing — readers “post half-mocking protestations of agony … on Internet discussion boards” (lines 53–56) — and never says how old the people posting are</w:t>
             </w:r>
           </w:p>
           <w:p>
@@ -3382,7 +3388,7 @@
                 <w:color w:val="2F75B5"/>
                 <w:sz w:val="20"/>
               </w:rPr>
-              <w:t xml:space="preserve">(l) </w:t>
+              <w:t xml:space="preserve">(iv) </w:t>
             </w:r>
             <w:r>
               <w:rPr>
@@ -3444,7 +3450,7 @@
             <w:r>
               <w:drawing>
                 <wp:inline xmlns:a="http://schemas.openxmlformats.org/drawingml/2006/main" xmlns:pic="http://schemas.openxmlformats.org/drawingml/2006/picture">
-                  <wp:extent cx="2832218" cy="1241935"/>
+                  <wp:extent cx="2827440" cy="1239839"/>
                   <wp:docPr id="8" name="Picture 8"/>
                   <wp:cNvGraphicFramePr>
                     <a:graphicFrameLocks noChangeAspect="1"/>
@@ -3465,7 +3471,7 @@
                         <pic:spPr>
                           <a:xfrm>
                             <a:off x="0" y="0"/>
-                            <a:ext cx="2832218" cy="1241935"/>
+                            <a:ext cx="2827440" cy="1239839"/>
                           </a:xfrm>
                           <a:prstGeom prst="rect"/>
                         </pic:spPr>
@@ -3505,7 +3511,7 @@
             <w:r>
               <w:drawing>
                 <wp:inline xmlns:a="http://schemas.openxmlformats.org/drawingml/2006/main" xmlns:pic="http://schemas.openxmlformats.org/drawingml/2006/picture">
-                  <wp:extent cx="2544453" cy="2953383"/>
+                  <wp:extent cx="2549232" cy="1028160"/>
                   <wp:docPr id="9" name="Picture 9"/>
                   <wp:cNvGraphicFramePr>
                     <a:graphicFrameLocks noChangeAspect="1"/>
@@ -3514,7 +3520,7 @@
                     <a:graphicData uri="http://schemas.openxmlformats.org/drawingml/2006/picture">
                       <pic:pic>
                         <pic:nvPicPr>
-                          <pic:cNvPr id="0" name="q8b_2013B2_Q52.png"/>
+                          <pic:cNvPr id="0" name="q8c_2013B2_Q52.png"/>
                           <pic:cNvPicPr/>
                         </pic:nvPicPr>
                         <pic:blipFill>
@@ -3526,7 +3532,7 @@
                         <pic:spPr>
                           <a:xfrm>
                             <a:off x="0" y="0"/>
-                            <a:ext cx="2544453" cy="2953383"/>
+                            <a:ext cx="2549232" cy="1028160"/>
                           </a:xfrm>
                           <a:prstGeom prst="rect"/>
                         </pic:spPr>
@@ -3555,6 +3561,46 @@
         </w:tc>
       </w:tr>
     </w:tbl>
+    <w:p>
+      <w:pPr>
+        <w:spacing w:before="40" w:after="40"/>
+        <w:jc w:val="center"/>
+      </w:pPr>
+      <w:r>
+        <w:drawing>
+          <wp:inline xmlns:a="http://schemas.openxmlformats.org/drawingml/2006/main" xmlns:pic="http://schemas.openxmlformats.org/drawingml/2006/picture">
+            <wp:extent cx="3049875" cy="3657600"/>
+            <wp:docPr id="10" name="Picture 10"/>
+            <wp:cNvGraphicFramePr>
+              <a:graphicFrameLocks noChangeAspect="1"/>
+            </wp:cNvGraphicFramePr>
+            <a:graphic>
+              <a:graphicData uri="http://schemas.openxmlformats.org/drawingml/2006/picture">
+                <pic:pic>
+                  <pic:nvPicPr>
+                    <pic:cNvPr id="0" name="q8b_2013B2_Q52.png"/>
+                    <pic:cNvPicPr/>
+                  </pic:nvPicPr>
+                  <pic:blipFill>
+                    <a:blip r:embed="rId18"/>
+                    <a:stretch>
+                      <a:fillRect/>
+                    </a:stretch>
+                  </pic:blipFill>
+                  <pic:spPr>
+                    <a:xfrm>
+                      <a:off x="0" y="0"/>
+                      <a:ext cx="3049875" cy="3657600"/>
+                    </a:xfrm>
+                    <a:prstGeom prst="rect"/>
+                  </pic:spPr>
+                </pic:pic>
+              </a:graphicData>
+            </a:graphic>
+          </wp:inline>
+        </w:drawing>
+      </w:r>
+    </w:p>
     <w:p>
       <w:pPr>
         <w:spacing w:before="240" w:after="60"/>
@@ -4212,7 +4258,7 @@
                 <w:color w:val="2F75B5"/>
                 <w:sz w:val="20"/>
               </w:rPr>
-              <w:t xml:space="preserve">(j) </w:t>
+              <w:t xml:space="preserve">(ii) </w:t>
             </w:r>
             <w:r>
               <w:rPr>
@@ -4237,7 +4283,7 @@
                 <w:color w:val="2F75B5"/>
                 <w:sz w:val="20"/>
               </w:rPr>
-              <w:t xml:space="preserve">(k) </w:t>
+              <w:t xml:space="preserve">(iii) </w:t>
             </w:r>
             <w:r>
               <w:rPr>
@@ -4705,7 +4751,7 @@
                 <w:color w:val="2F75B5"/>
                 <w:sz w:val="20"/>
               </w:rPr>
-              <w:t xml:space="preserve">(j) </w:t>
+              <w:t xml:space="preserve">(ii) </w:t>
             </w:r>
             <w:r>
               <w:rPr>
@@ -4730,7 +4776,7 @@
                 <w:color w:val="2F75B5"/>
                 <w:sz w:val="20"/>
               </w:rPr>
-              <w:t xml:space="preserve">(k) </w:t>
+              <w:t xml:space="preserve">(iii) </w:t>
             </w:r>
             <w:r>
               <w:rPr>
@@ -4755,7 +4801,7 @@
                 <w:color w:val="2F75B5"/>
                 <w:sz w:val="20"/>
               </w:rPr>
-              <w:t xml:space="preserve">(l) </w:t>
+              <w:t xml:space="preserve">(iv) </w:t>
             </w:r>
             <w:r>
               <w:rPr>

--- a/F6_SP_Lesson_7_2012_2013_TFNG_Teacher_Version_Revised.docx
+++ b/F6_SP_Lesson_7_2012_2013_TFNG_Teacher_Version_Revised.docx
@@ -159,7 +159,7 @@
           <w:color w:val="5B7083"/>
           <w:sz w:val="21"/>
         </w:rPr>
-        <w:t>Decide whether the following statements are True, False, or the information is Not Given in paragraphs 8-9. Put a tick (✓) in the appropriate column. (4 marks)</w:t>
+        <w:t>Decide whether the following statements are True, False, or the information is Not Given in paragraphs 8-9. Blacken ONE circle only for each statement. (3 marks).</w:t>
       </w:r>
     </w:p>
     <w:tbl>
@@ -171,9 +171,11 @@
         <w:tblLayout w:type="fixed"/>
       </w:tblPr>
       <w:tblGrid>
-        <w:gridCol w:w="6983"/>
-        <w:gridCol w:w="1080"/>
-        <w:gridCol w:w="1007"/>
+        <w:gridCol w:w="5400"/>
+        <w:gridCol w:w="648"/>
+        <w:gridCol w:w="648"/>
+        <w:gridCol w:w="792"/>
+        <w:gridCol w:w="1224"/>
       </w:tblGrid>
       <w:tr>
         <w:trPr>
@@ -181,7 +183,7 @@
         </w:trPr>
         <w:tc>
           <w:tcPr>
-            <w:tcW w:type="dxa" w:w="6984"/>
+            <w:tcW w:type="dxa" w:w="5400"/>
             <w:shd w:val="clear" w:color="auto" w:fill="EAF2F8"/>
           </w:tcPr>
           <w:p>
@@ -203,7 +205,76 @@
         </w:tc>
         <w:tc>
           <w:tcPr>
-            <w:tcW w:type="dxa" w:w="1080"/>
+            <w:tcW w:type="dxa" w:w="648"/>
+            <w:shd w:val="clear" w:color="auto" w:fill="EAF2F8"/>
+          </w:tcPr>
+          <w:p>
+            <w:pPr>
+              <w:spacing w:after="0" w:before="0"/>
+              <w:jc w:val="center"/>
+            </w:pPr>
+            <w:r/>
+            <w:r>
+              <w:rPr>
+                <w:rFonts w:ascii="Calibri" w:hAnsi="Calibri" w:eastAsia="Calibri"/>
+                <w:b/>
+                <w:i w:val="0"/>
+                <w:color w:val="17365D"/>
+                <w:sz w:val="20"/>
+              </w:rPr>
+              <w:t>T</w:t>
+            </w:r>
+          </w:p>
+        </w:tc>
+        <w:tc>
+          <w:tcPr>
+            <w:tcW w:type="dxa" w:w="648"/>
+            <w:shd w:val="clear" w:color="auto" w:fill="EAF2F8"/>
+          </w:tcPr>
+          <w:p>
+            <w:pPr>
+              <w:spacing w:after="0" w:before="0"/>
+              <w:jc w:val="center"/>
+            </w:pPr>
+            <w:r/>
+            <w:r>
+              <w:rPr>
+                <w:rFonts w:ascii="Calibri" w:hAnsi="Calibri" w:eastAsia="Calibri"/>
+                <w:b/>
+                <w:i w:val="0"/>
+                <w:color w:val="17365D"/>
+                <w:sz w:val="20"/>
+              </w:rPr>
+              <w:t>F</w:t>
+            </w:r>
+          </w:p>
+        </w:tc>
+        <w:tc>
+          <w:tcPr>
+            <w:tcW w:type="dxa" w:w="792"/>
+            <w:shd w:val="clear" w:color="auto" w:fill="EAF2F8"/>
+          </w:tcPr>
+          <w:p>
+            <w:pPr>
+              <w:spacing w:after="0" w:before="0"/>
+              <w:jc w:val="center"/>
+            </w:pPr>
+            <w:r/>
+            <w:r>
+              <w:rPr>
+                <w:rFonts w:ascii="Calibri" w:hAnsi="Calibri" w:eastAsia="Calibri"/>
+                <w:b/>
+                <w:i w:val="0"/>
+                <w:color w:val="17365D"/>
+                <w:sz w:val="20"/>
+              </w:rPr>
+              <w:t>NG</w:t>
+            </w:r>
+          </w:p>
+        </w:tc>
+        <w:tc>
+          <w:tcPr>
+            <w:tcW w:type="dxa" w:w="1224"/>
             <w:shd w:val="clear" w:color="auto" w:fill="EAF2F8"/>
           </w:tcPr>
           <w:p>
@@ -224,29 +295,6 @@
             </w:r>
           </w:p>
         </w:tc>
-        <w:tc>
-          <w:tcPr>
-            <w:tcW w:type="dxa" w:w="1008"/>
-            <w:shd w:val="clear" w:color="auto" w:fill="EAF2F8"/>
-          </w:tcPr>
-          <w:p>
-            <w:pPr>
-              <w:spacing w:after="0" w:before="0"/>
-              <w:jc w:val="center"/>
-            </w:pPr>
-            <w:r/>
-            <w:r>
-              <w:rPr>
-                <w:rFonts w:ascii="Calibri" w:hAnsi="Calibri" w:eastAsia="Calibri"/>
-                <w:b/>
-                <w:i w:val="0"/>
-                <w:color w:val="17365D"/>
-                <w:sz w:val="20"/>
-              </w:rPr>
-              <w:t>% correct</w:t>
-            </w:r>
-          </w:p>
-        </w:tc>
       </w:tr>
       <w:tr>
         <w:trPr>
@@ -254,7 +302,7 @@
         </w:trPr>
         <w:tc>
           <w:tcPr>
-            <w:tcW w:type="dxa" w:w="6984"/>
+            <w:tcW w:type="dxa" w:w="5400"/>
           </w:tcPr>
           <w:p>
             <w:pPr>
@@ -275,7 +323,7 @@
         </w:tc>
         <w:tc>
           <w:tcPr>
-            <w:tcW w:type="dxa" w:w="1080"/>
+            <w:tcW w:type="dxa" w:w="648"/>
           </w:tcPr>
           <w:p>
             <w:pPr>
@@ -289,15 +337,15 @@
                 <w:b/>
                 <w:i w:val="0"/>
                 <w:color w:val="C00000"/>
-                <w:sz w:val="22"/>
+                <w:sz w:val="28"/>
               </w:rPr>
-              <w:t>T</w:t>
+              <w:t>●</w:t>
             </w:r>
           </w:p>
         </w:tc>
         <w:tc>
           <w:tcPr>
-            <w:tcW w:type="dxa" w:w="1008"/>
+            <w:tcW w:type="dxa" w:w="648"/>
           </w:tcPr>
           <w:p>
             <w:pPr>
@@ -311,9 +359,63 @@
                 <w:b w:val="0"/>
                 <w:i w:val="0"/>
                 <w:color w:val="5B7083"/>
+                <w:sz w:val="26"/>
+              </w:rPr>
+              <w:t>○</w:t>
+            </w:r>
+          </w:p>
+        </w:tc>
+        <w:tc>
+          <w:tcPr>
+            <w:tcW w:type="dxa" w:w="792"/>
+          </w:tcPr>
+          <w:p>
+            <w:pPr>
+              <w:spacing w:after="0" w:before="0"/>
+              <w:jc w:val="center"/>
+            </w:pPr>
+            <w:r/>
+            <w:r>
+              <w:rPr>
+                <w:rFonts w:ascii="Calibri" w:hAnsi="Calibri" w:eastAsia="Calibri"/>
+                <w:b w:val="0"/>
+                <w:i w:val="0"/>
+                <w:color w:val="5B7083"/>
+                <w:sz w:val="26"/>
+              </w:rPr>
+              <w:t>○</w:t>
+            </w:r>
+          </w:p>
+        </w:tc>
+        <w:tc>
+          <w:tcPr>
+            <w:tcW w:type="dxa" w:w="1224"/>
+          </w:tcPr>
+          <w:p>
+            <w:pPr>
+              <w:spacing w:after="0" w:before="0"/>
+              <w:jc w:val="center"/>
+            </w:pPr>
+            <w:r/>
+            <w:r>
+              <w:rPr>
+                <w:rFonts w:ascii="Calibri" w:hAnsi="Calibri" w:eastAsia="Calibri"/>
+                <w:b/>
+                <w:i w:val="0"/>
+                <w:color w:val="C00000"/>
                 <w:sz w:val="21"/>
               </w:rPr>
-              <w:t>78%</w:t>
+              <w:t>T</w:t>
+            </w:r>
+            <w:r>
+              <w:rPr>
+                <w:rFonts w:ascii="Calibri" w:hAnsi="Calibri" w:eastAsia="Calibri"/>
+                <w:b w:val="0"/>
+                <w:i w:val="0"/>
+                <w:color w:val="5B7083"/>
+                <w:sz w:val="21"/>
+              </w:rPr>
+              <w:t xml:space="preserve">  78%</w:t>
             </w:r>
           </w:p>
         </w:tc>
@@ -324,7 +426,7 @@
         </w:trPr>
         <w:tc>
           <w:tcPr>
-            <w:tcW w:type="dxa" w:w="6984"/>
+            <w:tcW w:type="dxa" w:w="5400"/>
           </w:tcPr>
           <w:p>
             <w:pPr>
@@ -345,7 +447,29 @@
         </w:tc>
         <w:tc>
           <w:tcPr>
-            <w:tcW w:type="dxa" w:w="1080"/>
+            <w:tcW w:type="dxa" w:w="648"/>
+          </w:tcPr>
+          <w:p>
+            <w:pPr>
+              <w:spacing w:after="0" w:before="0"/>
+              <w:jc w:val="center"/>
+            </w:pPr>
+            <w:r/>
+            <w:r>
+              <w:rPr>
+                <w:rFonts w:ascii="Calibri" w:hAnsi="Calibri" w:eastAsia="Calibri"/>
+                <w:b w:val="0"/>
+                <w:i w:val="0"/>
+                <w:color w:val="5B7083"/>
+                <w:sz w:val="26"/>
+              </w:rPr>
+              <w:t>○</w:t>
+            </w:r>
+          </w:p>
+        </w:tc>
+        <w:tc>
+          <w:tcPr>
+            <w:tcW w:type="dxa" w:w="648"/>
           </w:tcPr>
           <w:p>
             <w:pPr>
@@ -359,15 +483,15 @@
                 <w:b/>
                 <w:i w:val="0"/>
                 <w:color w:val="C00000"/>
-                <w:sz w:val="22"/>
+                <w:sz w:val="28"/>
               </w:rPr>
-              <w:t>F</w:t>
+              <w:t>●</w:t>
             </w:r>
           </w:p>
         </w:tc>
         <w:tc>
           <w:tcPr>
-            <w:tcW w:type="dxa" w:w="1008"/>
+            <w:tcW w:type="dxa" w:w="792"/>
           </w:tcPr>
           <w:p>
             <w:pPr>
@@ -381,9 +505,41 @@
                 <w:b w:val="0"/>
                 <w:i w:val="0"/>
                 <w:color w:val="5B7083"/>
+                <w:sz w:val="26"/>
+              </w:rPr>
+              <w:t>○</w:t>
+            </w:r>
+          </w:p>
+        </w:tc>
+        <w:tc>
+          <w:tcPr>
+            <w:tcW w:type="dxa" w:w="1224"/>
+          </w:tcPr>
+          <w:p>
+            <w:pPr>
+              <w:spacing w:after="0" w:before="0"/>
+              <w:jc w:val="center"/>
+            </w:pPr>
+            <w:r/>
+            <w:r>
+              <w:rPr>
+                <w:rFonts w:ascii="Calibri" w:hAnsi="Calibri" w:eastAsia="Calibri"/>
+                <w:b/>
+                <w:i w:val="0"/>
+                <w:color w:val="C00000"/>
                 <w:sz w:val="21"/>
               </w:rPr>
-              <w:t>82%</w:t>
+              <w:t>F</w:t>
+            </w:r>
+            <w:r>
+              <w:rPr>
+                <w:rFonts w:ascii="Calibri" w:hAnsi="Calibri" w:eastAsia="Calibri"/>
+                <w:b w:val="0"/>
+                <w:i w:val="0"/>
+                <w:color w:val="5B7083"/>
+                <w:sz w:val="21"/>
+              </w:rPr>
+              <w:t xml:space="preserve">  82%</w:t>
             </w:r>
           </w:p>
         </w:tc>
@@ -394,7 +550,7 @@
         </w:trPr>
         <w:tc>
           <w:tcPr>
-            <w:tcW w:type="dxa" w:w="6984"/>
+            <w:tcW w:type="dxa" w:w="5400"/>
           </w:tcPr>
           <w:p>
             <w:pPr>
@@ -415,7 +571,7 @@
         </w:tc>
         <w:tc>
           <w:tcPr>
-            <w:tcW w:type="dxa" w:w="1080"/>
+            <w:tcW w:type="dxa" w:w="648"/>
           </w:tcPr>
           <w:p>
             <w:pPr>
@@ -429,15 +585,15 @@
                 <w:b/>
                 <w:i w:val="0"/>
                 <w:color w:val="C00000"/>
-                <w:sz w:val="22"/>
+                <w:sz w:val="28"/>
               </w:rPr>
-              <w:t>T</w:t>
+              <w:t>●</w:t>
             </w:r>
           </w:p>
         </w:tc>
         <w:tc>
           <w:tcPr>
-            <w:tcW w:type="dxa" w:w="1008"/>
+            <w:tcW w:type="dxa" w:w="648"/>
           </w:tcPr>
           <w:p>
             <w:pPr>
@@ -451,9 +607,63 @@
                 <w:b w:val="0"/>
                 <w:i w:val="0"/>
                 <w:color w:val="5B7083"/>
+                <w:sz w:val="26"/>
+              </w:rPr>
+              <w:t>○</w:t>
+            </w:r>
+          </w:p>
+        </w:tc>
+        <w:tc>
+          <w:tcPr>
+            <w:tcW w:type="dxa" w:w="792"/>
+          </w:tcPr>
+          <w:p>
+            <w:pPr>
+              <w:spacing w:after="0" w:before="0"/>
+              <w:jc w:val="center"/>
+            </w:pPr>
+            <w:r/>
+            <w:r>
+              <w:rPr>
+                <w:rFonts w:ascii="Calibri" w:hAnsi="Calibri" w:eastAsia="Calibri"/>
+                <w:b w:val="0"/>
+                <w:i w:val="0"/>
+                <w:color w:val="5B7083"/>
+                <w:sz w:val="26"/>
+              </w:rPr>
+              <w:t>○</w:t>
+            </w:r>
+          </w:p>
+        </w:tc>
+        <w:tc>
+          <w:tcPr>
+            <w:tcW w:type="dxa" w:w="1224"/>
+          </w:tcPr>
+          <w:p>
+            <w:pPr>
+              <w:spacing w:after="0" w:before="0"/>
+              <w:jc w:val="center"/>
+            </w:pPr>
+            <w:r/>
+            <w:r>
+              <w:rPr>
+                <w:rFonts w:ascii="Calibri" w:hAnsi="Calibri" w:eastAsia="Calibri"/>
+                <w:b/>
+                <w:i w:val="0"/>
+                <w:color w:val="C00000"/>
                 <w:sz w:val="21"/>
               </w:rPr>
-              <w:t>72%</w:t>
+              <w:t>T</w:t>
+            </w:r>
+            <w:r>
+              <w:rPr>
+                <w:rFonts w:ascii="Calibri" w:hAnsi="Calibri" w:eastAsia="Calibri"/>
+                <w:b w:val="0"/>
+                <w:i w:val="0"/>
+                <w:color w:val="5B7083"/>
+                <w:sz w:val="21"/>
+              </w:rPr>
+              <w:t xml:space="preserve">  72%</w:t>
             </w:r>
           </w:p>
         </w:tc>
@@ -665,7 +875,7 @@
           <w:color w:val="5B7083"/>
           <w:sz w:val="21"/>
         </w:rPr>
-        <w:t>Decide whether the following statements are True, False, or the information is Not Given in paragraphs 13-21. Put a tick (✓) in the appropriate column. (4 marks)</w:t>
+        <w:t>Decide whether the following statements are True, False, or the information is Not Given in paragraphs 13-21. Blacken ONE circle only for each statement. (4 marks).</w:t>
       </w:r>
     </w:p>
     <w:tbl>
@@ -677,9 +887,11 @@
         <w:tblLayout w:type="fixed"/>
       </w:tblPr>
       <w:tblGrid>
-        <w:gridCol w:w="6983"/>
-        <w:gridCol w:w="1080"/>
-        <w:gridCol w:w="1007"/>
+        <w:gridCol w:w="5400"/>
+        <w:gridCol w:w="648"/>
+        <w:gridCol w:w="648"/>
+        <w:gridCol w:w="792"/>
+        <w:gridCol w:w="1224"/>
       </w:tblGrid>
       <w:tr>
         <w:trPr>
@@ -687,7 +899,7 @@
         </w:trPr>
         <w:tc>
           <w:tcPr>
-            <w:tcW w:type="dxa" w:w="6984"/>
+            <w:tcW w:type="dxa" w:w="5400"/>
             <w:shd w:val="clear" w:color="auto" w:fill="EAF2F8"/>
           </w:tcPr>
           <w:p>
@@ -709,7 +921,76 @@
         </w:tc>
         <w:tc>
           <w:tcPr>
-            <w:tcW w:type="dxa" w:w="1080"/>
+            <w:tcW w:type="dxa" w:w="648"/>
+            <w:shd w:val="clear" w:color="auto" w:fill="EAF2F8"/>
+          </w:tcPr>
+          <w:p>
+            <w:pPr>
+              <w:spacing w:after="0" w:before="0"/>
+              <w:jc w:val="center"/>
+            </w:pPr>
+            <w:r/>
+            <w:r>
+              <w:rPr>
+                <w:rFonts w:ascii="Calibri" w:hAnsi="Calibri" w:eastAsia="Calibri"/>
+                <w:b/>
+                <w:i w:val="0"/>
+                <w:color w:val="17365D"/>
+                <w:sz w:val="20"/>
+              </w:rPr>
+              <w:t>T</w:t>
+            </w:r>
+          </w:p>
+        </w:tc>
+        <w:tc>
+          <w:tcPr>
+            <w:tcW w:type="dxa" w:w="648"/>
+            <w:shd w:val="clear" w:color="auto" w:fill="EAF2F8"/>
+          </w:tcPr>
+          <w:p>
+            <w:pPr>
+              <w:spacing w:after="0" w:before="0"/>
+              <w:jc w:val="center"/>
+            </w:pPr>
+            <w:r/>
+            <w:r>
+              <w:rPr>
+                <w:rFonts w:ascii="Calibri" w:hAnsi="Calibri" w:eastAsia="Calibri"/>
+                <w:b/>
+                <w:i w:val="0"/>
+                <w:color w:val="17365D"/>
+                <w:sz w:val="20"/>
+              </w:rPr>
+              <w:t>F</w:t>
+            </w:r>
+          </w:p>
+        </w:tc>
+        <w:tc>
+          <w:tcPr>
+            <w:tcW w:type="dxa" w:w="792"/>
+            <w:shd w:val="clear" w:color="auto" w:fill="EAF2F8"/>
+          </w:tcPr>
+          <w:p>
+            <w:pPr>
+              <w:spacing w:after="0" w:before="0"/>
+              <w:jc w:val="center"/>
+            </w:pPr>
+            <w:r/>
+            <w:r>
+              <w:rPr>
+                <w:rFonts w:ascii="Calibri" w:hAnsi="Calibri" w:eastAsia="Calibri"/>
+                <w:b/>
+                <w:i w:val="0"/>
+                <w:color w:val="17365D"/>
+                <w:sz w:val="20"/>
+              </w:rPr>
+              <w:t>NG</w:t>
+            </w:r>
+          </w:p>
+        </w:tc>
+        <w:tc>
+          <w:tcPr>
+            <w:tcW w:type="dxa" w:w="1224"/>
             <w:shd w:val="clear" w:color="auto" w:fill="EAF2F8"/>
           </w:tcPr>
           <w:p>
@@ -730,29 +1011,6 @@
             </w:r>
           </w:p>
         </w:tc>
-        <w:tc>
-          <w:tcPr>
-            <w:tcW w:type="dxa" w:w="1008"/>
-            <w:shd w:val="clear" w:color="auto" w:fill="EAF2F8"/>
-          </w:tcPr>
-          <w:p>
-            <w:pPr>
-              <w:spacing w:after="0" w:before="0"/>
-              <w:jc w:val="center"/>
-            </w:pPr>
-            <w:r/>
-            <w:r>
-              <w:rPr>
-                <w:rFonts w:ascii="Calibri" w:hAnsi="Calibri" w:eastAsia="Calibri"/>
-                <w:b/>
-                <w:i w:val="0"/>
-                <w:color w:val="17365D"/>
-                <w:sz w:val="20"/>
-              </w:rPr>
-              <w:t>% correct</w:t>
-            </w:r>
-          </w:p>
-        </w:tc>
       </w:tr>
       <w:tr>
         <w:trPr>
@@ -760,7 +1018,7 @@
         </w:trPr>
         <w:tc>
           <w:tcPr>
-            <w:tcW w:type="dxa" w:w="6984"/>
+            <w:tcW w:type="dxa" w:w="5400"/>
           </w:tcPr>
           <w:p>
             <w:pPr>
@@ -781,7 +1039,29 @@
         </w:tc>
         <w:tc>
           <w:tcPr>
-            <w:tcW w:type="dxa" w:w="1080"/>
+            <w:tcW w:type="dxa" w:w="648"/>
+          </w:tcPr>
+          <w:p>
+            <w:pPr>
+              <w:spacing w:after="0" w:before="0"/>
+              <w:jc w:val="center"/>
+            </w:pPr>
+            <w:r/>
+            <w:r>
+              <w:rPr>
+                <w:rFonts w:ascii="Calibri" w:hAnsi="Calibri" w:eastAsia="Calibri"/>
+                <w:b w:val="0"/>
+                <w:i w:val="0"/>
+                <w:color w:val="5B7083"/>
+                <w:sz w:val="26"/>
+              </w:rPr>
+              <w:t>○</w:t>
+            </w:r>
+          </w:p>
+        </w:tc>
+        <w:tc>
+          <w:tcPr>
+            <w:tcW w:type="dxa" w:w="648"/>
           </w:tcPr>
           <w:p>
             <w:pPr>
@@ -795,15 +1075,15 @@
                 <w:b/>
                 <w:i w:val="0"/>
                 <w:color w:val="C00000"/>
-                <w:sz w:val="22"/>
+                <w:sz w:val="28"/>
               </w:rPr>
-              <w:t>F</w:t>
+              <w:t>●</w:t>
             </w:r>
           </w:p>
         </w:tc>
         <w:tc>
           <w:tcPr>
-            <w:tcW w:type="dxa" w:w="1008"/>
+            <w:tcW w:type="dxa" w:w="792"/>
           </w:tcPr>
           <w:p>
             <w:pPr>
@@ -817,9 +1097,41 @@
                 <w:b w:val="0"/>
                 <w:i w:val="0"/>
                 <w:color w:val="5B7083"/>
+                <w:sz w:val="26"/>
+              </w:rPr>
+              <w:t>○</w:t>
+            </w:r>
+          </w:p>
+        </w:tc>
+        <w:tc>
+          <w:tcPr>
+            <w:tcW w:type="dxa" w:w="1224"/>
+          </w:tcPr>
+          <w:p>
+            <w:pPr>
+              <w:spacing w:after="0" w:before="0"/>
+              <w:jc w:val="center"/>
+            </w:pPr>
+            <w:r/>
+            <w:r>
+              <w:rPr>
+                <w:rFonts w:ascii="Calibri" w:hAnsi="Calibri" w:eastAsia="Calibri"/>
+                <w:b/>
+                <w:i w:val="0"/>
+                <w:color w:val="C00000"/>
                 <w:sz w:val="21"/>
               </w:rPr>
-              <w:t>62%</w:t>
+              <w:t>F</w:t>
+            </w:r>
+            <w:r>
+              <w:rPr>
+                <w:rFonts w:ascii="Calibri" w:hAnsi="Calibri" w:eastAsia="Calibri"/>
+                <w:b w:val="0"/>
+                <w:i w:val="0"/>
+                <w:color w:val="5B7083"/>
+                <w:sz w:val="21"/>
+              </w:rPr>
+              <w:t xml:space="preserve">  62%</w:t>
             </w:r>
           </w:p>
         </w:tc>
@@ -830,7 +1142,7 @@
         </w:trPr>
         <w:tc>
           <w:tcPr>
-            <w:tcW w:type="dxa" w:w="6984"/>
+            <w:tcW w:type="dxa" w:w="5400"/>
           </w:tcPr>
           <w:p>
             <w:pPr>
@@ -851,7 +1163,7 @@
         </w:tc>
         <w:tc>
           <w:tcPr>
-            <w:tcW w:type="dxa" w:w="1080"/>
+            <w:tcW w:type="dxa" w:w="648"/>
           </w:tcPr>
           <w:p>
             <w:pPr>
@@ -865,15 +1177,15 @@
                 <w:b/>
                 <w:i w:val="0"/>
                 <w:color w:val="C00000"/>
-                <w:sz w:val="22"/>
+                <w:sz w:val="28"/>
               </w:rPr>
-              <w:t>T</w:t>
+              <w:t>●</w:t>
             </w:r>
           </w:p>
         </w:tc>
         <w:tc>
           <w:tcPr>
-            <w:tcW w:type="dxa" w:w="1008"/>
+            <w:tcW w:type="dxa" w:w="648"/>
           </w:tcPr>
           <w:p>
             <w:pPr>
@@ -887,9 +1199,63 @@
                 <w:b w:val="0"/>
                 <w:i w:val="0"/>
                 <w:color w:val="5B7083"/>
+                <w:sz w:val="26"/>
+              </w:rPr>
+              <w:t>○</w:t>
+            </w:r>
+          </w:p>
+        </w:tc>
+        <w:tc>
+          <w:tcPr>
+            <w:tcW w:type="dxa" w:w="792"/>
+          </w:tcPr>
+          <w:p>
+            <w:pPr>
+              <w:spacing w:after="0" w:before="0"/>
+              <w:jc w:val="center"/>
+            </w:pPr>
+            <w:r/>
+            <w:r>
+              <w:rPr>
+                <w:rFonts w:ascii="Calibri" w:hAnsi="Calibri" w:eastAsia="Calibri"/>
+                <w:b w:val="0"/>
+                <w:i w:val="0"/>
+                <w:color w:val="5B7083"/>
+                <w:sz w:val="26"/>
+              </w:rPr>
+              <w:t>○</w:t>
+            </w:r>
+          </w:p>
+        </w:tc>
+        <w:tc>
+          <w:tcPr>
+            <w:tcW w:type="dxa" w:w="1224"/>
+          </w:tcPr>
+          <w:p>
+            <w:pPr>
+              <w:spacing w:after="0" w:before="0"/>
+              <w:jc w:val="center"/>
+            </w:pPr>
+            <w:r/>
+            <w:r>
+              <w:rPr>
+                <w:rFonts w:ascii="Calibri" w:hAnsi="Calibri" w:eastAsia="Calibri"/>
+                <w:b/>
+                <w:i w:val="0"/>
+                <w:color w:val="C00000"/>
                 <w:sz w:val="21"/>
               </w:rPr>
-              <w:t>68%</w:t>
+              <w:t>T</w:t>
+            </w:r>
+            <w:r>
+              <w:rPr>
+                <w:rFonts w:ascii="Calibri" w:hAnsi="Calibri" w:eastAsia="Calibri"/>
+                <w:b w:val="0"/>
+                <w:i w:val="0"/>
+                <w:color w:val="5B7083"/>
+                <w:sz w:val="21"/>
+              </w:rPr>
+              <w:t xml:space="preserve">  68%</w:t>
             </w:r>
           </w:p>
         </w:tc>
@@ -900,7 +1266,7 @@
         </w:trPr>
         <w:tc>
           <w:tcPr>
-            <w:tcW w:type="dxa" w:w="6984"/>
+            <w:tcW w:type="dxa" w:w="5400"/>
           </w:tcPr>
           <w:p>
             <w:pPr>
@@ -921,7 +1287,51 @@
         </w:tc>
         <w:tc>
           <w:tcPr>
-            <w:tcW w:type="dxa" w:w="1080"/>
+            <w:tcW w:type="dxa" w:w="648"/>
+          </w:tcPr>
+          <w:p>
+            <w:pPr>
+              <w:spacing w:after="0" w:before="0"/>
+              <w:jc w:val="center"/>
+            </w:pPr>
+            <w:r/>
+            <w:r>
+              <w:rPr>
+                <w:rFonts w:ascii="Calibri" w:hAnsi="Calibri" w:eastAsia="Calibri"/>
+                <w:b w:val="0"/>
+                <w:i w:val="0"/>
+                <w:color w:val="5B7083"/>
+                <w:sz w:val="26"/>
+              </w:rPr>
+              <w:t>○</w:t>
+            </w:r>
+          </w:p>
+        </w:tc>
+        <w:tc>
+          <w:tcPr>
+            <w:tcW w:type="dxa" w:w="648"/>
+          </w:tcPr>
+          <w:p>
+            <w:pPr>
+              <w:spacing w:after="0" w:before="0"/>
+              <w:jc w:val="center"/>
+            </w:pPr>
+            <w:r/>
+            <w:r>
+              <w:rPr>
+                <w:rFonts w:ascii="Calibri" w:hAnsi="Calibri" w:eastAsia="Calibri"/>
+                <w:b w:val="0"/>
+                <w:i w:val="0"/>
+                <w:color w:val="5B7083"/>
+                <w:sz w:val="26"/>
+              </w:rPr>
+              <w:t>○</w:t>
+            </w:r>
+          </w:p>
+        </w:tc>
+        <w:tc>
+          <w:tcPr>
+            <w:tcW w:type="dxa" w:w="792"/>
           </w:tcPr>
           <w:p>
             <w:pPr>
@@ -935,15 +1345,15 @@
                 <w:b/>
                 <w:i w:val="0"/>
                 <w:color w:val="C00000"/>
-                <w:sz w:val="22"/>
+                <w:sz w:val="28"/>
               </w:rPr>
-              <w:t>NG</w:t>
+              <w:t>●</w:t>
             </w:r>
           </w:p>
         </w:tc>
         <w:tc>
           <w:tcPr>
-            <w:tcW w:type="dxa" w:w="1008"/>
+            <w:tcW w:type="dxa" w:w="1224"/>
           </w:tcPr>
           <w:p>
             <w:pPr>
@@ -954,12 +1364,22 @@
             <w:r>
               <w:rPr>
                 <w:rFonts w:ascii="Calibri" w:hAnsi="Calibri" w:eastAsia="Calibri"/>
+                <w:b/>
+                <w:i w:val="0"/>
+                <w:color w:val="C00000"/>
+                <w:sz w:val="21"/>
+              </w:rPr>
+              <w:t>NG</w:t>
+            </w:r>
+            <w:r>
+              <w:rPr>
+                <w:rFonts w:ascii="Calibri" w:hAnsi="Calibri" w:eastAsia="Calibri"/>
                 <w:b w:val="0"/>
                 <w:i w:val="0"/>
                 <w:color w:val="5B7083"/>
                 <w:sz w:val="21"/>
               </w:rPr>
-              <w:t>64%</w:t>
+              <w:t xml:space="preserve">  64%</w:t>
             </w:r>
           </w:p>
         </w:tc>
@@ -970,7 +1390,7 @@
         </w:trPr>
         <w:tc>
           <w:tcPr>
-            <w:tcW w:type="dxa" w:w="6984"/>
+            <w:tcW w:type="dxa" w:w="5400"/>
           </w:tcPr>
           <w:p>
             <w:pPr>
@@ -991,7 +1411,7 @@
         </w:tc>
         <w:tc>
           <w:tcPr>
-            <w:tcW w:type="dxa" w:w="1080"/>
+            <w:tcW w:type="dxa" w:w="648"/>
           </w:tcPr>
           <w:p>
             <w:pPr>
@@ -1005,15 +1425,15 @@
                 <w:b/>
                 <w:i w:val="0"/>
                 <w:color w:val="C00000"/>
-                <w:sz w:val="22"/>
+                <w:sz w:val="28"/>
               </w:rPr>
-              <w:t>T</w:t>
+              <w:t>●</w:t>
             </w:r>
           </w:p>
         </w:tc>
         <w:tc>
           <w:tcPr>
-            <w:tcW w:type="dxa" w:w="1008"/>
+            <w:tcW w:type="dxa" w:w="648"/>
           </w:tcPr>
           <w:p>
             <w:pPr>
@@ -1027,9 +1447,63 @@
                 <w:b w:val="0"/>
                 <w:i w:val="0"/>
                 <w:color w:val="5B7083"/>
+                <w:sz w:val="26"/>
+              </w:rPr>
+              <w:t>○</w:t>
+            </w:r>
+          </w:p>
+        </w:tc>
+        <w:tc>
+          <w:tcPr>
+            <w:tcW w:type="dxa" w:w="792"/>
+          </w:tcPr>
+          <w:p>
+            <w:pPr>
+              <w:spacing w:after="0" w:before="0"/>
+              <w:jc w:val="center"/>
+            </w:pPr>
+            <w:r/>
+            <w:r>
+              <w:rPr>
+                <w:rFonts w:ascii="Calibri" w:hAnsi="Calibri" w:eastAsia="Calibri"/>
+                <w:b w:val="0"/>
+                <w:i w:val="0"/>
+                <w:color w:val="5B7083"/>
+                <w:sz w:val="26"/>
+              </w:rPr>
+              <w:t>○</w:t>
+            </w:r>
+          </w:p>
+        </w:tc>
+        <w:tc>
+          <w:tcPr>
+            <w:tcW w:type="dxa" w:w="1224"/>
+          </w:tcPr>
+          <w:p>
+            <w:pPr>
+              <w:spacing w:after="0" w:before="0"/>
+              <w:jc w:val="center"/>
+            </w:pPr>
+            <w:r/>
+            <w:r>
+              <w:rPr>
+                <w:rFonts w:ascii="Calibri" w:hAnsi="Calibri" w:eastAsia="Calibri"/>
+                <w:b/>
+                <w:i w:val="0"/>
+                <w:color w:val="C00000"/>
                 <w:sz w:val="21"/>
               </w:rPr>
-              <w:t>59%</w:t>
+              <w:t>T</w:t>
+            </w:r>
+            <w:r>
+              <w:rPr>
+                <w:rFonts w:ascii="Calibri" w:hAnsi="Calibri" w:eastAsia="Calibri"/>
+                <w:b w:val="0"/>
+                <w:i w:val="0"/>
+                <w:color w:val="5B7083"/>
+                <w:sz w:val="21"/>
+              </w:rPr>
+              <w:t xml:space="preserve">  59%</w:t>
             </w:r>
           </w:p>
         </w:tc>
@@ -1355,9 +1829,11 @@
         <w:tblLayout w:type="fixed"/>
       </w:tblPr>
       <w:tblGrid>
-        <w:gridCol w:w="6983"/>
-        <w:gridCol w:w="1080"/>
-        <w:gridCol w:w="1007"/>
+        <w:gridCol w:w="5400"/>
+        <w:gridCol w:w="648"/>
+        <w:gridCol w:w="648"/>
+        <w:gridCol w:w="792"/>
+        <w:gridCol w:w="1224"/>
       </w:tblGrid>
       <w:tr>
         <w:trPr>
@@ -1365,7 +1841,7 @@
         </w:trPr>
         <w:tc>
           <w:tcPr>
-            <w:tcW w:type="dxa" w:w="6984"/>
+            <w:tcW w:type="dxa" w:w="5400"/>
             <w:shd w:val="clear" w:color="auto" w:fill="EAF2F8"/>
           </w:tcPr>
           <w:p>
@@ -1387,7 +1863,76 @@
         </w:tc>
         <w:tc>
           <w:tcPr>
-            <w:tcW w:type="dxa" w:w="1080"/>
+            <w:tcW w:type="dxa" w:w="648"/>
+            <w:shd w:val="clear" w:color="auto" w:fill="EAF2F8"/>
+          </w:tcPr>
+          <w:p>
+            <w:pPr>
+              <w:spacing w:after="0" w:before="0"/>
+              <w:jc w:val="center"/>
+            </w:pPr>
+            <w:r/>
+            <w:r>
+              <w:rPr>
+                <w:rFonts w:ascii="Calibri" w:hAnsi="Calibri" w:eastAsia="Calibri"/>
+                <w:b/>
+                <w:i w:val="0"/>
+                <w:color w:val="17365D"/>
+                <w:sz w:val="20"/>
+              </w:rPr>
+              <w:t>T</w:t>
+            </w:r>
+          </w:p>
+        </w:tc>
+        <w:tc>
+          <w:tcPr>
+            <w:tcW w:type="dxa" w:w="648"/>
+            <w:shd w:val="clear" w:color="auto" w:fill="EAF2F8"/>
+          </w:tcPr>
+          <w:p>
+            <w:pPr>
+              <w:spacing w:after="0" w:before="0"/>
+              <w:jc w:val="center"/>
+            </w:pPr>
+            <w:r/>
+            <w:r>
+              <w:rPr>
+                <w:rFonts w:ascii="Calibri" w:hAnsi="Calibri" w:eastAsia="Calibri"/>
+                <w:b/>
+                <w:i w:val="0"/>
+                <w:color w:val="17365D"/>
+                <w:sz w:val="20"/>
+              </w:rPr>
+              <w:t>F</w:t>
+            </w:r>
+          </w:p>
+        </w:tc>
+        <w:tc>
+          <w:tcPr>
+            <w:tcW w:type="dxa" w:w="792"/>
+            <w:shd w:val="clear" w:color="auto" w:fill="EAF2F8"/>
+          </w:tcPr>
+          <w:p>
+            <w:pPr>
+              <w:spacing w:after="0" w:before="0"/>
+              <w:jc w:val="center"/>
+            </w:pPr>
+            <w:r/>
+            <w:r>
+              <w:rPr>
+                <w:rFonts w:ascii="Calibri" w:hAnsi="Calibri" w:eastAsia="Calibri"/>
+                <w:b/>
+                <w:i w:val="0"/>
+                <w:color w:val="17365D"/>
+                <w:sz w:val="20"/>
+              </w:rPr>
+              <w:t>NG</w:t>
+            </w:r>
+          </w:p>
+        </w:tc>
+        <w:tc>
+          <w:tcPr>
+            <w:tcW w:type="dxa" w:w="1224"/>
             <w:shd w:val="clear" w:color="auto" w:fill="EAF2F8"/>
           </w:tcPr>
           <w:p>
@@ -1408,29 +1953,6 @@
             </w:r>
           </w:p>
         </w:tc>
-        <w:tc>
-          <w:tcPr>
-            <w:tcW w:type="dxa" w:w="1008"/>
-            <w:shd w:val="clear" w:color="auto" w:fill="EAF2F8"/>
-          </w:tcPr>
-          <w:p>
-            <w:pPr>
-              <w:spacing w:after="0" w:before="0"/>
-              <w:jc w:val="center"/>
-            </w:pPr>
-            <w:r/>
-            <w:r>
-              <w:rPr>
-                <w:rFonts w:ascii="Calibri" w:hAnsi="Calibri" w:eastAsia="Calibri"/>
-                <w:b/>
-                <w:i w:val="0"/>
-                <w:color w:val="17365D"/>
-                <w:sz w:val="20"/>
-              </w:rPr>
-              <w:t>% correct</w:t>
-            </w:r>
-          </w:p>
-        </w:tc>
       </w:tr>
       <w:tr>
         <w:trPr>
@@ -1438,7 +1960,7 @@
         </w:trPr>
         <w:tc>
           <w:tcPr>
-            <w:tcW w:type="dxa" w:w="6984"/>
+            <w:tcW w:type="dxa" w:w="5400"/>
           </w:tcPr>
           <w:p>
             <w:pPr>
@@ -1459,7 +1981,51 @@
         </w:tc>
         <w:tc>
           <w:tcPr>
-            <w:tcW w:type="dxa" w:w="1080"/>
+            <w:tcW w:type="dxa" w:w="648"/>
+          </w:tcPr>
+          <w:p>
+            <w:pPr>
+              <w:spacing w:after="0" w:before="0"/>
+              <w:jc w:val="center"/>
+            </w:pPr>
+            <w:r/>
+            <w:r>
+              <w:rPr>
+                <w:rFonts w:ascii="Calibri" w:hAnsi="Calibri" w:eastAsia="Calibri"/>
+                <w:b w:val="0"/>
+                <w:i w:val="0"/>
+                <w:color w:val="5B7083"/>
+                <w:sz w:val="26"/>
+              </w:rPr>
+              <w:t>○</w:t>
+            </w:r>
+          </w:p>
+        </w:tc>
+        <w:tc>
+          <w:tcPr>
+            <w:tcW w:type="dxa" w:w="648"/>
+          </w:tcPr>
+          <w:p>
+            <w:pPr>
+              <w:spacing w:after="0" w:before="0"/>
+              <w:jc w:val="center"/>
+            </w:pPr>
+            <w:r/>
+            <w:r>
+              <w:rPr>
+                <w:rFonts w:ascii="Calibri" w:hAnsi="Calibri" w:eastAsia="Calibri"/>
+                <w:b w:val="0"/>
+                <w:i w:val="0"/>
+                <w:color w:val="5B7083"/>
+                <w:sz w:val="26"/>
+              </w:rPr>
+              <w:t>○</w:t>
+            </w:r>
+          </w:p>
+        </w:tc>
+        <w:tc>
+          <w:tcPr>
+            <w:tcW w:type="dxa" w:w="792"/>
           </w:tcPr>
           <w:p>
             <w:pPr>
@@ -1473,15 +2039,15 @@
                 <w:b/>
                 <w:i w:val="0"/>
                 <w:color w:val="C00000"/>
-                <w:sz w:val="22"/>
+                <w:sz w:val="28"/>
               </w:rPr>
-              <w:t>NG</w:t>
+              <w:t>●</w:t>
             </w:r>
           </w:p>
         </w:tc>
         <w:tc>
           <w:tcPr>
-            <w:tcW w:type="dxa" w:w="1008"/>
+            <w:tcW w:type="dxa" w:w="1224"/>
           </w:tcPr>
           <w:p>
             <w:pPr>
@@ -1492,12 +2058,22 @@
             <w:r>
               <w:rPr>
                 <w:rFonts w:ascii="Calibri" w:hAnsi="Calibri" w:eastAsia="Calibri"/>
+                <w:b/>
+                <w:i w:val="0"/>
+                <w:color w:val="C00000"/>
+                <w:sz w:val="21"/>
+              </w:rPr>
+              <w:t>NG</w:t>
+            </w:r>
+            <w:r>
+              <w:rPr>
+                <w:rFonts w:ascii="Calibri" w:hAnsi="Calibri" w:eastAsia="Calibri"/>
                 <w:b w:val="0"/>
                 <w:i w:val="0"/>
                 <w:color w:val="5B7083"/>
                 <w:sz w:val="21"/>
               </w:rPr>
-              <w:t>72%</w:t>
+              <w:t xml:space="preserve">  72%</w:t>
             </w:r>
           </w:p>
         </w:tc>
@@ -1508,7 +2084,7 @@
         </w:trPr>
         <w:tc>
           <w:tcPr>
-            <w:tcW w:type="dxa" w:w="6984"/>
+            <w:tcW w:type="dxa" w:w="5400"/>
           </w:tcPr>
           <w:p>
             <w:pPr>
@@ -1529,7 +2105,7 @@
         </w:tc>
         <w:tc>
           <w:tcPr>
-            <w:tcW w:type="dxa" w:w="1080"/>
+            <w:tcW w:type="dxa" w:w="648"/>
           </w:tcPr>
           <w:p>
             <w:pPr>
@@ -1543,15 +2119,15 @@
                 <w:b/>
                 <w:i w:val="0"/>
                 <w:color w:val="C00000"/>
-                <w:sz w:val="22"/>
+                <w:sz w:val="28"/>
               </w:rPr>
-              <w:t>T</w:t>
+              <w:t>●</w:t>
             </w:r>
           </w:p>
         </w:tc>
         <w:tc>
           <w:tcPr>
-            <w:tcW w:type="dxa" w:w="1008"/>
+            <w:tcW w:type="dxa" w:w="648"/>
           </w:tcPr>
           <w:p>
             <w:pPr>
@@ -1565,9 +2141,63 @@
                 <w:b w:val="0"/>
                 <w:i w:val="0"/>
                 <w:color w:val="5B7083"/>
+                <w:sz w:val="26"/>
+              </w:rPr>
+              <w:t>○</w:t>
+            </w:r>
+          </w:p>
+        </w:tc>
+        <w:tc>
+          <w:tcPr>
+            <w:tcW w:type="dxa" w:w="792"/>
+          </w:tcPr>
+          <w:p>
+            <w:pPr>
+              <w:spacing w:after="0" w:before="0"/>
+              <w:jc w:val="center"/>
+            </w:pPr>
+            <w:r/>
+            <w:r>
+              <w:rPr>
+                <w:rFonts w:ascii="Calibri" w:hAnsi="Calibri" w:eastAsia="Calibri"/>
+                <w:b w:val="0"/>
+                <w:i w:val="0"/>
+                <w:color w:val="5B7083"/>
+                <w:sz w:val="26"/>
+              </w:rPr>
+              <w:t>○</w:t>
+            </w:r>
+          </w:p>
+        </w:tc>
+        <w:tc>
+          <w:tcPr>
+            <w:tcW w:type="dxa" w:w="1224"/>
+          </w:tcPr>
+          <w:p>
+            <w:pPr>
+              <w:spacing w:after="0" w:before="0"/>
+              <w:jc w:val="center"/>
+            </w:pPr>
+            <w:r/>
+            <w:r>
+              <w:rPr>
+                <w:rFonts w:ascii="Calibri" w:hAnsi="Calibri" w:eastAsia="Calibri"/>
+                <w:b/>
+                <w:i w:val="0"/>
+                <w:color w:val="C00000"/>
                 <w:sz w:val="21"/>
               </w:rPr>
-              <w:t>61%</w:t>
+              <w:t>T</w:t>
+            </w:r>
+            <w:r>
+              <w:rPr>
+                <w:rFonts w:ascii="Calibri" w:hAnsi="Calibri" w:eastAsia="Calibri"/>
+                <w:b w:val="0"/>
+                <w:i w:val="0"/>
+                <w:color w:val="5B7083"/>
+                <w:sz w:val="21"/>
+              </w:rPr>
+              <w:t xml:space="preserve">  61%</w:t>
             </w:r>
           </w:p>
         </w:tc>
@@ -1578,7 +2208,7 @@
         </w:trPr>
         <w:tc>
           <w:tcPr>
-            <w:tcW w:type="dxa" w:w="6984"/>
+            <w:tcW w:type="dxa" w:w="5400"/>
           </w:tcPr>
           <w:p>
             <w:pPr>
@@ -1599,7 +2229,29 @@
         </w:tc>
         <w:tc>
           <w:tcPr>
-            <w:tcW w:type="dxa" w:w="1080"/>
+            <w:tcW w:type="dxa" w:w="648"/>
+          </w:tcPr>
+          <w:p>
+            <w:pPr>
+              <w:spacing w:after="0" w:before="0"/>
+              <w:jc w:val="center"/>
+            </w:pPr>
+            <w:r/>
+            <w:r>
+              <w:rPr>
+                <w:rFonts w:ascii="Calibri" w:hAnsi="Calibri" w:eastAsia="Calibri"/>
+                <w:b w:val="0"/>
+                <w:i w:val="0"/>
+                <w:color w:val="5B7083"/>
+                <w:sz w:val="26"/>
+              </w:rPr>
+              <w:t>○</w:t>
+            </w:r>
+          </w:p>
+        </w:tc>
+        <w:tc>
+          <w:tcPr>
+            <w:tcW w:type="dxa" w:w="648"/>
           </w:tcPr>
           <w:p>
             <w:pPr>
@@ -1613,15 +2265,15 @@
                 <w:b/>
                 <w:i w:val="0"/>
                 <w:color w:val="C00000"/>
-                <w:sz w:val="22"/>
+                <w:sz w:val="28"/>
               </w:rPr>
-              <w:t>F</w:t>
+              <w:t>●</w:t>
             </w:r>
           </w:p>
         </w:tc>
         <w:tc>
           <w:tcPr>
-            <w:tcW w:type="dxa" w:w="1008"/>
+            <w:tcW w:type="dxa" w:w="792"/>
           </w:tcPr>
           <w:p>
             <w:pPr>
@@ -1635,9 +2287,41 @@
                 <w:b w:val="0"/>
                 <w:i w:val="0"/>
                 <w:color w:val="5B7083"/>
+                <w:sz w:val="26"/>
+              </w:rPr>
+              <w:t>○</w:t>
+            </w:r>
+          </w:p>
+        </w:tc>
+        <w:tc>
+          <w:tcPr>
+            <w:tcW w:type="dxa" w:w="1224"/>
+          </w:tcPr>
+          <w:p>
+            <w:pPr>
+              <w:spacing w:after="0" w:before="0"/>
+              <w:jc w:val="center"/>
+            </w:pPr>
+            <w:r/>
+            <w:r>
+              <w:rPr>
+                <w:rFonts w:ascii="Calibri" w:hAnsi="Calibri" w:eastAsia="Calibri"/>
+                <w:b/>
+                <w:i w:val="0"/>
+                <w:color w:val="C00000"/>
                 <w:sz w:val="21"/>
               </w:rPr>
-              <w:t>67%</w:t>
+              <w:t>F</w:t>
+            </w:r>
+            <w:r>
+              <w:rPr>
+                <w:rFonts w:ascii="Calibri" w:hAnsi="Calibri" w:eastAsia="Calibri"/>
+                <w:b w:val="0"/>
+                <w:i w:val="0"/>
+                <w:color w:val="5B7083"/>
+                <w:sz w:val="21"/>
+              </w:rPr>
+              <w:t xml:space="preserve">  67%</w:t>
             </w:r>
           </w:p>
         </w:tc>
@@ -1861,9 +2545,11 @@
         <w:tblLayout w:type="fixed"/>
       </w:tblPr>
       <w:tblGrid>
-        <w:gridCol w:w="6983"/>
-        <w:gridCol w:w="1080"/>
-        <w:gridCol w:w="1007"/>
+        <w:gridCol w:w="5400"/>
+        <w:gridCol w:w="648"/>
+        <w:gridCol w:w="648"/>
+        <w:gridCol w:w="792"/>
+        <w:gridCol w:w="1224"/>
       </w:tblGrid>
       <w:tr>
         <w:trPr>
@@ -1871,7 +2557,7 @@
         </w:trPr>
         <w:tc>
           <w:tcPr>
-            <w:tcW w:type="dxa" w:w="6984"/>
+            <w:tcW w:type="dxa" w:w="5400"/>
             <w:shd w:val="clear" w:color="auto" w:fill="EAF2F8"/>
           </w:tcPr>
           <w:p>
@@ -1893,7 +2579,76 @@
         </w:tc>
         <w:tc>
           <w:tcPr>
-            <w:tcW w:type="dxa" w:w="1080"/>
+            <w:tcW w:type="dxa" w:w="648"/>
+            <w:shd w:val="clear" w:color="auto" w:fill="EAF2F8"/>
+          </w:tcPr>
+          <w:p>
+            <w:pPr>
+              <w:spacing w:after="0" w:before="0"/>
+              <w:jc w:val="center"/>
+            </w:pPr>
+            <w:r/>
+            <w:r>
+              <w:rPr>
+                <w:rFonts w:ascii="Calibri" w:hAnsi="Calibri" w:eastAsia="Calibri"/>
+                <w:b/>
+                <w:i w:val="0"/>
+                <w:color w:val="17365D"/>
+                <w:sz w:val="20"/>
+              </w:rPr>
+              <w:t>T</w:t>
+            </w:r>
+          </w:p>
+        </w:tc>
+        <w:tc>
+          <w:tcPr>
+            <w:tcW w:type="dxa" w:w="648"/>
+            <w:shd w:val="clear" w:color="auto" w:fill="EAF2F8"/>
+          </w:tcPr>
+          <w:p>
+            <w:pPr>
+              <w:spacing w:after="0" w:before="0"/>
+              <w:jc w:val="center"/>
+            </w:pPr>
+            <w:r/>
+            <w:r>
+              <w:rPr>
+                <w:rFonts w:ascii="Calibri" w:hAnsi="Calibri" w:eastAsia="Calibri"/>
+                <w:b/>
+                <w:i w:val="0"/>
+                <w:color w:val="17365D"/>
+                <w:sz w:val="20"/>
+              </w:rPr>
+              <w:t>F</w:t>
+            </w:r>
+          </w:p>
+        </w:tc>
+        <w:tc>
+          <w:tcPr>
+            <w:tcW w:type="dxa" w:w="792"/>
+            <w:shd w:val="clear" w:color="auto" w:fill="EAF2F8"/>
+          </w:tcPr>
+          <w:p>
+            <w:pPr>
+              <w:spacing w:after="0" w:before="0"/>
+              <w:jc w:val="center"/>
+            </w:pPr>
+            <w:r/>
+            <w:r>
+              <w:rPr>
+                <w:rFonts w:ascii="Calibri" w:hAnsi="Calibri" w:eastAsia="Calibri"/>
+                <w:b/>
+                <w:i w:val="0"/>
+                <w:color w:val="17365D"/>
+                <w:sz w:val="20"/>
+              </w:rPr>
+              <w:t>NG</w:t>
+            </w:r>
+          </w:p>
+        </w:tc>
+        <w:tc>
+          <w:tcPr>
+            <w:tcW w:type="dxa" w:w="1224"/>
             <w:shd w:val="clear" w:color="auto" w:fill="EAF2F8"/>
           </w:tcPr>
           <w:p>
@@ -1914,29 +2669,6 @@
             </w:r>
           </w:p>
         </w:tc>
-        <w:tc>
-          <w:tcPr>
-            <w:tcW w:type="dxa" w:w="1008"/>
-            <w:shd w:val="clear" w:color="auto" w:fill="EAF2F8"/>
-          </w:tcPr>
-          <w:p>
-            <w:pPr>
-              <w:spacing w:after="0" w:before="0"/>
-              <w:jc w:val="center"/>
-            </w:pPr>
-            <w:r/>
-            <w:r>
-              <w:rPr>
-                <w:rFonts w:ascii="Calibri" w:hAnsi="Calibri" w:eastAsia="Calibri"/>
-                <w:b/>
-                <w:i w:val="0"/>
-                <w:color w:val="17365D"/>
-                <w:sz w:val="20"/>
-              </w:rPr>
-              <w:t>% correct</w:t>
-            </w:r>
-          </w:p>
-        </w:tc>
       </w:tr>
       <w:tr>
         <w:trPr>
@@ -1944,7 +2676,7 @@
         </w:trPr>
         <w:tc>
           <w:tcPr>
-            <w:tcW w:type="dxa" w:w="6984"/>
+            <w:tcW w:type="dxa" w:w="5400"/>
           </w:tcPr>
           <w:p>
             <w:pPr>
@@ -1965,7 +2697,7 @@
         </w:tc>
         <w:tc>
           <w:tcPr>
-            <w:tcW w:type="dxa" w:w="1080"/>
+            <w:tcW w:type="dxa" w:w="648"/>
           </w:tcPr>
           <w:p>
             <w:pPr>
@@ -1979,15 +2711,15 @@
                 <w:b/>
                 <w:i w:val="0"/>
                 <w:color w:val="C00000"/>
-                <w:sz w:val="22"/>
+                <w:sz w:val="28"/>
               </w:rPr>
-              <w:t>T</w:t>
+              <w:t>●</w:t>
             </w:r>
           </w:p>
         </w:tc>
         <w:tc>
           <w:tcPr>
-            <w:tcW w:type="dxa" w:w="1008"/>
+            <w:tcW w:type="dxa" w:w="648"/>
           </w:tcPr>
           <w:p>
             <w:pPr>
@@ -2001,9 +2733,63 @@
                 <w:b w:val="0"/>
                 <w:i w:val="0"/>
                 <w:color w:val="5B7083"/>
+                <w:sz w:val="26"/>
+              </w:rPr>
+              <w:t>○</w:t>
+            </w:r>
+          </w:p>
+        </w:tc>
+        <w:tc>
+          <w:tcPr>
+            <w:tcW w:type="dxa" w:w="792"/>
+          </w:tcPr>
+          <w:p>
+            <w:pPr>
+              <w:spacing w:after="0" w:before="0"/>
+              <w:jc w:val="center"/>
+            </w:pPr>
+            <w:r/>
+            <w:r>
+              <w:rPr>
+                <w:rFonts w:ascii="Calibri" w:hAnsi="Calibri" w:eastAsia="Calibri"/>
+                <w:b w:val="0"/>
+                <w:i w:val="0"/>
+                <w:color w:val="5B7083"/>
+                <w:sz w:val="26"/>
+              </w:rPr>
+              <w:t>○</w:t>
+            </w:r>
+          </w:p>
+        </w:tc>
+        <w:tc>
+          <w:tcPr>
+            <w:tcW w:type="dxa" w:w="1224"/>
+          </w:tcPr>
+          <w:p>
+            <w:pPr>
+              <w:spacing w:after="0" w:before="0"/>
+              <w:jc w:val="center"/>
+            </w:pPr>
+            <w:r/>
+            <w:r>
+              <w:rPr>
+                <w:rFonts w:ascii="Calibri" w:hAnsi="Calibri" w:eastAsia="Calibri"/>
+                <w:b/>
+                <w:i w:val="0"/>
+                <w:color w:val="C00000"/>
                 <w:sz w:val="21"/>
               </w:rPr>
-              <w:t>64%</w:t>
+              <w:t>T</w:t>
+            </w:r>
+            <w:r>
+              <w:rPr>
+                <w:rFonts w:ascii="Calibri" w:hAnsi="Calibri" w:eastAsia="Calibri"/>
+                <w:b w:val="0"/>
+                <w:i w:val="0"/>
+                <w:color w:val="5B7083"/>
+                <w:sz w:val="21"/>
+              </w:rPr>
+              <w:t xml:space="preserve">  64%</w:t>
             </w:r>
           </w:p>
         </w:tc>
@@ -2014,7 +2800,7 @@
         </w:trPr>
         <w:tc>
           <w:tcPr>
-            <w:tcW w:type="dxa" w:w="6984"/>
+            <w:tcW w:type="dxa" w:w="5400"/>
           </w:tcPr>
           <w:p>
             <w:pPr>
@@ -2035,7 +2821,29 @@
         </w:tc>
         <w:tc>
           <w:tcPr>
-            <w:tcW w:type="dxa" w:w="1080"/>
+            <w:tcW w:type="dxa" w:w="648"/>
+          </w:tcPr>
+          <w:p>
+            <w:pPr>
+              <w:spacing w:after="0" w:before="0"/>
+              <w:jc w:val="center"/>
+            </w:pPr>
+            <w:r/>
+            <w:r>
+              <w:rPr>
+                <w:rFonts w:ascii="Calibri" w:hAnsi="Calibri" w:eastAsia="Calibri"/>
+                <w:b w:val="0"/>
+                <w:i w:val="0"/>
+                <w:color w:val="5B7083"/>
+                <w:sz w:val="26"/>
+              </w:rPr>
+              <w:t>○</w:t>
+            </w:r>
+          </w:p>
+        </w:tc>
+        <w:tc>
+          <w:tcPr>
+            <w:tcW w:type="dxa" w:w="648"/>
           </w:tcPr>
           <w:p>
             <w:pPr>
@@ -2049,15 +2857,15 @@
                 <w:b/>
                 <w:i w:val="0"/>
                 <w:color w:val="C00000"/>
-                <w:sz w:val="22"/>
+                <w:sz w:val="28"/>
               </w:rPr>
-              <w:t>F</w:t>
+              <w:t>●</w:t>
             </w:r>
           </w:p>
         </w:tc>
         <w:tc>
           <w:tcPr>
-            <w:tcW w:type="dxa" w:w="1008"/>
+            <w:tcW w:type="dxa" w:w="792"/>
           </w:tcPr>
           <w:p>
             <w:pPr>
@@ -2071,9 +2879,41 @@
                 <w:b w:val="0"/>
                 <w:i w:val="0"/>
                 <w:color w:val="5B7083"/>
+                <w:sz w:val="26"/>
+              </w:rPr>
+              <w:t>○</w:t>
+            </w:r>
+          </w:p>
+        </w:tc>
+        <w:tc>
+          <w:tcPr>
+            <w:tcW w:type="dxa" w:w="1224"/>
+          </w:tcPr>
+          <w:p>
+            <w:pPr>
+              <w:spacing w:after="0" w:before="0"/>
+              <w:jc w:val="center"/>
+            </w:pPr>
+            <w:r/>
+            <w:r>
+              <w:rPr>
+                <w:rFonts w:ascii="Calibri" w:hAnsi="Calibri" w:eastAsia="Calibri"/>
+                <w:b/>
+                <w:i w:val="0"/>
+                <w:color w:val="C00000"/>
                 <w:sz w:val="21"/>
               </w:rPr>
-              <w:t>68%</w:t>
+              <w:t>F</w:t>
+            </w:r>
+            <w:r>
+              <w:rPr>
+                <w:rFonts w:ascii="Calibri" w:hAnsi="Calibri" w:eastAsia="Calibri"/>
+                <w:b w:val="0"/>
+                <w:i w:val="0"/>
+                <w:color w:val="5B7083"/>
+                <w:sz w:val="21"/>
+              </w:rPr>
+              <w:t xml:space="preserve">  68%</w:t>
             </w:r>
           </w:p>
         </w:tc>
@@ -2084,7 +2924,7 @@
         </w:trPr>
         <w:tc>
           <w:tcPr>
-            <w:tcW w:type="dxa" w:w="6984"/>
+            <w:tcW w:type="dxa" w:w="5400"/>
           </w:tcPr>
           <w:p>
             <w:pPr>
@@ -2105,7 +2945,29 @@
         </w:tc>
         <w:tc>
           <w:tcPr>
-            <w:tcW w:type="dxa" w:w="1080"/>
+            <w:tcW w:type="dxa" w:w="648"/>
+          </w:tcPr>
+          <w:p>
+            <w:pPr>
+              <w:spacing w:after="0" w:before="0"/>
+              <w:jc w:val="center"/>
+            </w:pPr>
+            <w:r/>
+            <w:r>
+              <w:rPr>
+                <w:rFonts w:ascii="Calibri" w:hAnsi="Calibri" w:eastAsia="Calibri"/>
+                <w:b w:val="0"/>
+                <w:i w:val="0"/>
+                <w:color w:val="5B7083"/>
+                <w:sz w:val="26"/>
+              </w:rPr>
+              <w:t>○</w:t>
+            </w:r>
+          </w:p>
+        </w:tc>
+        <w:tc>
+          <w:tcPr>
+            <w:tcW w:type="dxa" w:w="648"/>
           </w:tcPr>
           <w:p>
             <w:pPr>
@@ -2119,15 +2981,15 @@
                 <w:b/>
                 <w:i w:val="0"/>
                 <w:color w:val="C00000"/>
-                <w:sz w:val="22"/>
+                <w:sz w:val="28"/>
               </w:rPr>
-              <w:t>F</w:t>
+              <w:t>●</w:t>
             </w:r>
           </w:p>
         </w:tc>
         <w:tc>
           <w:tcPr>
-            <w:tcW w:type="dxa" w:w="1008"/>
+            <w:tcW w:type="dxa" w:w="792"/>
           </w:tcPr>
           <w:p>
             <w:pPr>
@@ -2141,9 +3003,41 @@
                 <w:b w:val="0"/>
                 <w:i w:val="0"/>
                 <w:color w:val="5B7083"/>
+                <w:sz w:val="26"/>
+              </w:rPr>
+              <w:t>○</w:t>
+            </w:r>
+          </w:p>
+        </w:tc>
+        <w:tc>
+          <w:tcPr>
+            <w:tcW w:type="dxa" w:w="1224"/>
+          </w:tcPr>
+          <w:p>
+            <w:pPr>
+              <w:spacing w:after="0" w:before="0"/>
+              <w:jc w:val="center"/>
+            </w:pPr>
+            <w:r/>
+            <w:r>
+              <w:rPr>
+                <w:rFonts w:ascii="Calibri" w:hAnsi="Calibri" w:eastAsia="Calibri"/>
+                <w:b/>
+                <w:i w:val="0"/>
+                <w:color w:val="C00000"/>
                 <w:sz w:val="21"/>
               </w:rPr>
-              <w:t>40%</w:t>
+              <w:t>F</w:t>
+            </w:r>
+            <w:r>
+              <w:rPr>
+                <w:rFonts w:ascii="Calibri" w:hAnsi="Calibri" w:eastAsia="Calibri"/>
+                <w:b w:val="0"/>
+                <w:i w:val="0"/>
+                <w:color w:val="5B7083"/>
+                <w:sz w:val="21"/>
+              </w:rPr>
+              <w:t xml:space="preserve">  40%</w:t>
             </w:r>
           </w:p>
         </w:tc>
@@ -2342,9 +3236,11 @@
         <w:tblLayout w:type="fixed"/>
       </w:tblPr>
       <w:tblGrid>
-        <w:gridCol w:w="6983"/>
-        <w:gridCol w:w="1080"/>
-        <w:gridCol w:w="1007"/>
+        <w:gridCol w:w="5400"/>
+        <w:gridCol w:w="648"/>
+        <w:gridCol w:w="648"/>
+        <w:gridCol w:w="792"/>
+        <w:gridCol w:w="1224"/>
       </w:tblGrid>
       <w:tr>
         <w:trPr>
@@ -2352,7 +3248,7 @@
         </w:trPr>
         <w:tc>
           <w:tcPr>
-            <w:tcW w:type="dxa" w:w="6984"/>
+            <w:tcW w:type="dxa" w:w="5400"/>
             <w:shd w:val="clear" w:color="auto" w:fill="EAF2F8"/>
           </w:tcPr>
           <w:p>
@@ -2374,7 +3270,76 @@
         </w:tc>
         <w:tc>
           <w:tcPr>
-            <w:tcW w:type="dxa" w:w="1080"/>
+            <w:tcW w:type="dxa" w:w="648"/>
+            <w:shd w:val="clear" w:color="auto" w:fill="EAF2F8"/>
+          </w:tcPr>
+          <w:p>
+            <w:pPr>
+              <w:spacing w:after="0" w:before="0"/>
+              <w:jc w:val="center"/>
+            </w:pPr>
+            <w:r/>
+            <w:r>
+              <w:rPr>
+                <w:rFonts w:ascii="Calibri" w:hAnsi="Calibri" w:eastAsia="Calibri"/>
+                <w:b/>
+                <w:i w:val="0"/>
+                <w:color w:val="17365D"/>
+                <w:sz w:val="20"/>
+              </w:rPr>
+              <w:t>T</w:t>
+            </w:r>
+          </w:p>
+        </w:tc>
+        <w:tc>
+          <w:tcPr>
+            <w:tcW w:type="dxa" w:w="648"/>
+            <w:shd w:val="clear" w:color="auto" w:fill="EAF2F8"/>
+          </w:tcPr>
+          <w:p>
+            <w:pPr>
+              <w:spacing w:after="0" w:before="0"/>
+              <w:jc w:val="center"/>
+            </w:pPr>
+            <w:r/>
+            <w:r>
+              <w:rPr>
+                <w:rFonts w:ascii="Calibri" w:hAnsi="Calibri" w:eastAsia="Calibri"/>
+                <w:b/>
+                <w:i w:val="0"/>
+                <w:color w:val="17365D"/>
+                <w:sz w:val="20"/>
+              </w:rPr>
+              <w:t>F</w:t>
+            </w:r>
+          </w:p>
+        </w:tc>
+        <w:tc>
+          <w:tcPr>
+            <w:tcW w:type="dxa" w:w="792"/>
+            <w:shd w:val="clear" w:color="auto" w:fill="EAF2F8"/>
+          </w:tcPr>
+          <w:p>
+            <w:pPr>
+              <w:spacing w:after="0" w:before="0"/>
+              <w:jc w:val="center"/>
+            </w:pPr>
+            <w:r/>
+            <w:r>
+              <w:rPr>
+                <w:rFonts w:ascii="Calibri" w:hAnsi="Calibri" w:eastAsia="Calibri"/>
+                <w:b/>
+                <w:i w:val="0"/>
+                <w:color w:val="17365D"/>
+                <w:sz w:val="20"/>
+              </w:rPr>
+              <w:t>NG</w:t>
+            </w:r>
+          </w:p>
+        </w:tc>
+        <w:tc>
+          <w:tcPr>
+            <w:tcW w:type="dxa" w:w="1224"/>
             <w:shd w:val="clear" w:color="auto" w:fill="EAF2F8"/>
           </w:tcPr>
           <w:p>
@@ -2395,29 +3360,6 @@
             </w:r>
           </w:p>
         </w:tc>
-        <w:tc>
-          <w:tcPr>
-            <w:tcW w:type="dxa" w:w="1008"/>
-            <w:shd w:val="clear" w:color="auto" w:fill="EAF2F8"/>
-          </w:tcPr>
-          <w:p>
-            <w:pPr>
-              <w:spacing w:after="0" w:before="0"/>
-              <w:jc w:val="center"/>
-            </w:pPr>
-            <w:r/>
-            <w:r>
-              <w:rPr>
-                <w:rFonts w:ascii="Calibri" w:hAnsi="Calibri" w:eastAsia="Calibri"/>
-                <w:b/>
-                <w:i w:val="0"/>
-                <w:color w:val="17365D"/>
-                <w:sz w:val="20"/>
-              </w:rPr>
-              <w:t>% correct</w:t>
-            </w:r>
-          </w:p>
-        </w:tc>
       </w:tr>
       <w:tr>
         <w:trPr>
@@ -2425,7 +3367,7 @@
         </w:trPr>
         <w:tc>
           <w:tcPr>
-            <w:tcW w:type="dxa" w:w="6984"/>
+            <w:tcW w:type="dxa" w:w="5400"/>
           </w:tcPr>
           <w:p>
             <w:pPr>
@@ -2446,7 +3388,7 @@
         </w:tc>
         <w:tc>
           <w:tcPr>
-            <w:tcW w:type="dxa" w:w="1080"/>
+            <w:tcW w:type="dxa" w:w="648"/>
           </w:tcPr>
           <w:p>
             <w:pPr>
@@ -2460,15 +3402,15 @@
                 <w:b/>
                 <w:i w:val="0"/>
                 <w:color w:val="C00000"/>
-                <w:sz w:val="22"/>
+                <w:sz w:val="28"/>
               </w:rPr>
-              <w:t>T</w:t>
+              <w:t>●</w:t>
             </w:r>
           </w:p>
         </w:tc>
         <w:tc>
           <w:tcPr>
-            <w:tcW w:type="dxa" w:w="1008"/>
+            <w:tcW w:type="dxa" w:w="648"/>
           </w:tcPr>
           <w:p>
             <w:pPr>
@@ -2482,9 +3424,63 @@
                 <w:b w:val="0"/>
                 <w:i w:val="0"/>
                 <w:color w:val="5B7083"/>
+                <w:sz w:val="26"/>
+              </w:rPr>
+              <w:t>○</w:t>
+            </w:r>
+          </w:p>
+        </w:tc>
+        <w:tc>
+          <w:tcPr>
+            <w:tcW w:type="dxa" w:w="792"/>
+          </w:tcPr>
+          <w:p>
+            <w:pPr>
+              <w:spacing w:after="0" w:before="0"/>
+              <w:jc w:val="center"/>
+            </w:pPr>
+            <w:r/>
+            <w:r>
+              <w:rPr>
+                <w:rFonts w:ascii="Calibri" w:hAnsi="Calibri" w:eastAsia="Calibri"/>
+                <w:b w:val="0"/>
+                <w:i w:val="0"/>
+                <w:color w:val="5B7083"/>
+                <w:sz w:val="26"/>
+              </w:rPr>
+              <w:t>○</w:t>
+            </w:r>
+          </w:p>
+        </w:tc>
+        <w:tc>
+          <w:tcPr>
+            <w:tcW w:type="dxa" w:w="1224"/>
+          </w:tcPr>
+          <w:p>
+            <w:pPr>
+              <w:spacing w:after="0" w:before="0"/>
+              <w:jc w:val="center"/>
+            </w:pPr>
+            <w:r/>
+            <w:r>
+              <w:rPr>
+                <w:rFonts w:ascii="Calibri" w:hAnsi="Calibri" w:eastAsia="Calibri"/>
+                <w:b/>
+                <w:i w:val="0"/>
+                <w:color w:val="C00000"/>
                 <w:sz w:val="21"/>
               </w:rPr>
-              <w:t>57%</w:t>
+              <w:t>T</w:t>
+            </w:r>
+            <w:r>
+              <w:rPr>
+                <w:rFonts w:ascii="Calibri" w:hAnsi="Calibri" w:eastAsia="Calibri"/>
+                <w:b w:val="0"/>
+                <w:i w:val="0"/>
+                <w:color w:val="5B7083"/>
+                <w:sz w:val="21"/>
+              </w:rPr>
+              <w:t xml:space="preserve">  57%</w:t>
             </w:r>
           </w:p>
         </w:tc>
@@ -2495,7 +3491,7 @@
         </w:trPr>
         <w:tc>
           <w:tcPr>
-            <w:tcW w:type="dxa" w:w="6984"/>
+            <w:tcW w:type="dxa" w:w="5400"/>
           </w:tcPr>
           <w:p>
             <w:pPr>
@@ -2516,7 +3512,29 @@
         </w:tc>
         <w:tc>
           <w:tcPr>
-            <w:tcW w:type="dxa" w:w="1080"/>
+            <w:tcW w:type="dxa" w:w="648"/>
+          </w:tcPr>
+          <w:p>
+            <w:pPr>
+              <w:spacing w:after="0" w:before="0"/>
+              <w:jc w:val="center"/>
+            </w:pPr>
+            <w:r/>
+            <w:r>
+              <w:rPr>
+                <w:rFonts w:ascii="Calibri" w:hAnsi="Calibri" w:eastAsia="Calibri"/>
+                <w:b w:val="0"/>
+                <w:i w:val="0"/>
+                <w:color w:val="5B7083"/>
+                <w:sz w:val="26"/>
+              </w:rPr>
+              <w:t>○</w:t>
+            </w:r>
+          </w:p>
+        </w:tc>
+        <w:tc>
+          <w:tcPr>
+            <w:tcW w:type="dxa" w:w="648"/>
           </w:tcPr>
           <w:p>
             <w:pPr>
@@ -2530,15 +3548,15 @@
                 <w:b/>
                 <w:i w:val="0"/>
                 <w:color w:val="C00000"/>
-                <w:sz w:val="22"/>
+                <w:sz w:val="28"/>
               </w:rPr>
-              <w:t>F</w:t>
+              <w:t>●</w:t>
             </w:r>
           </w:p>
         </w:tc>
         <w:tc>
           <w:tcPr>
-            <w:tcW w:type="dxa" w:w="1008"/>
+            <w:tcW w:type="dxa" w:w="792"/>
           </w:tcPr>
           <w:p>
             <w:pPr>
@@ -2552,9 +3570,41 @@
                 <w:b w:val="0"/>
                 <w:i w:val="0"/>
                 <w:color w:val="5B7083"/>
+                <w:sz w:val="26"/>
+              </w:rPr>
+              <w:t>○</w:t>
+            </w:r>
+          </w:p>
+        </w:tc>
+        <w:tc>
+          <w:tcPr>
+            <w:tcW w:type="dxa" w:w="1224"/>
+          </w:tcPr>
+          <w:p>
+            <w:pPr>
+              <w:spacing w:after="0" w:before="0"/>
+              <w:jc w:val="center"/>
+            </w:pPr>
+            <w:r/>
+            <w:r>
+              <w:rPr>
+                <w:rFonts w:ascii="Calibri" w:hAnsi="Calibri" w:eastAsia="Calibri"/>
+                <w:b/>
+                <w:i w:val="0"/>
+                <w:color w:val="C00000"/>
                 <w:sz w:val="21"/>
               </w:rPr>
-              <w:t>36%</w:t>
+              <w:t>F</w:t>
+            </w:r>
+            <w:r>
+              <w:rPr>
+                <w:rFonts w:ascii="Calibri" w:hAnsi="Calibri" w:eastAsia="Calibri"/>
+                <w:b w:val="0"/>
+                <w:i w:val="0"/>
+                <w:color w:val="5B7083"/>
+                <w:sz w:val="21"/>
+              </w:rPr>
+              <w:t xml:space="preserve">  36%</w:t>
             </w:r>
           </w:p>
         </w:tc>
@@ -2565,7 +3615,7 @@
         </w:trPr>
         <w:tc>
           <w:tcPr>
-            <w:tcW w:type="dxa" w:w="6984"/>
+            <w:tcW w:type="dxa" w:w="5400"/>
           </w:tcPr>
           <w:p>
             <w:pPr>
@@ -2586,7 +3636,7 @@
         </w:tc>
         <w:tc>
           <w:tcPr>
-            <w:tcW w:type="dxa" w:w="1080"/>
+            <w:tcW w:type="dxa" w:w="648"/>
           </w:tcPr>
           <w:p>
             <w:pPr>
@@ -2600,15 +3650,15 @@
                 <w:b/>
                 <w:i w:val="0"/>
                 <w:color w:val="C00000"/>
-                <w:sz w:val="22"/>
+                <w:sz w:val="28"/>
               </w:rPr>
-              <w:t>T</w:t>
+              <w:t>●</w:t>
             </w:r>
           </w:p>
         </w:tc>
         <w:tc>
           <w:tcPr>
-            <w:tcW w:type="dxa" w:w="1008"/>
+            <w:tcW w:type="dxa" w:w="648"/>
           </w:tcPr>
           <w:p>
             <w:pPr>
@@ -2622,9 +3672,63 @@
                 <w:b w:val="0"/>
                 <w:i w:val="0"/>
                 <w:color w:val="5B7083"/>
+                <w:sz w:val="26"/>
+              </w:rPr>
+              <w:t>○</w:t>
+            </w:r>
+          </w:p>
+        </w:tc>
+        <w:tc>
+          <w:tcPr>
+            <w:tcW w:type="dxa" w:w="792"/>
+          </w:tcPr>
+          <w:p>
+            <w:pPr>
+              <w:spacing w:after="0" w:before="0"/>
+              <w:jc w:val="center"/>
+            </w:pPr>
+            <w:r/>
+            <w:r>
+              <w:rPr>
+                <w:rFonts w:ascii="Calibri" w:hAnsi="Calibri" w:eastAsia="Calibri"/>
+                <w:b w:val="0"/>
+                <w:i w:val="0"/>
+                <w:color w:val="5B7083"/>
+                <w:sz w:val="26"/>
+              </w:rPr>
+              <w:t>○</w:t>
+            </w:r>
+          </w:p>
+        </w:tc>
+        <w:tc>
+          <w:tcPr>
+            <w:tcW w:type="dxa" w:w="1224"/>
+          </w:tcPr>
+          <w:p>
+            <w:pPr>
+              <w:spacing w:after="0" w:before="0"/>
+              <w:jc w:val="center"/>
+            </w:pPr>
+            <w:r/>
+            <w:r>
+              <w:rPr>
+                <w:rFonts w:ascii="Calibri" w:hAnsi="Calibri" w:eastAsia="Calibri"/>
+                <w:b/>
+                <w:i w:val="0"/>
+                <w:color w:val="C00000"/>
                 <w:sz w:val="21"/>
               </w:rPr>
-              <w:t>47%</w:t>
+              <w:t>T</w:t>
+            </w:r>
+            <w:r>
+              <w:rPr>
+                <w:rFonts w:ascii="Calibri" w:hAnsi="Calibri" w:eastAsia="Calibri"/>
+                <w:b w:val="0"/>
+                <w:i w:val="0"/>
+                <w:color w:val="5B7083"/>
+                <w:sz w:val="21"/>
+              </w:rPr>
+              <w:t xml:space="preserve">  47%</w:t>
             </w:r>
           </w:p>
         </w:tc>
@@ -2925,9 +4029,11 @@
         <w:tblLayout w:type="fixed"/>
       </w:tblPr>
       <w:tblGrid>
-        <w:gridCol w:w="6983"/>
-        <w:gridCol w:w="1080"/>
-        <w:gridCol w:w="1007"/>
+        <w:gridCol w:w="5400"/>
+        <w:gridCol w:w="648"/>
+        <w:gridCol w:w="648"/>
+        <w:gridCol w:w="792"/>
+        <w:gridCol w:w="1224"/>
       </w:tblGrid>
       <w:tr>
         <w:trPr>
@@ -2935,7 +4041,7 @@
         </w:trPr>
         <w:tc>
           <w:tcPr>
-            <w:tcW w:type="dxa" w:w="6984"/>
+            <w:tcW w:type="dxa" w:w="5400"/>
             <w:shd w:val="clear" w:color="auto" w:fill="EAF2F8"/>
           </w:tcPr>
           <w:p>
@@ -2957,7 +4063,76 @@
         </w:tc>
         <w:tc>
           <w:tcPr>
-            <w:tcW w:type="dxa" w:w="1080"/>
+            <w:tcW w:type="dxa" w:w="648"/>
+            <w:shd w:val="clear" w:color="auto" w:fill="EAF2F8"/>
+          </w:tcPr>
+          <w:p>
+            <w:pPr>
+              <w:spacing w:after="0" w:before="0"/>
+              <w:jc w:val="center"/>
+            </w:pPr>
+            <w:r/>
+            <w:r>
+              <w:rPr>
+                <w:rFonts w:ascii="Calibri" w:hAnsi="Calibri" w:eastAsia="Calibri"/>
+                <w:b/>
+                <w:i w:val="0"/>
+                <w:color w:val="17365D"/>
+                <w:sz w:val="20"/>
+              </w:rPr>
+              <w:t>T</w:t>
+            </w:r>
+          </w:p>
+        </w:tc>
+        <w:tc>
+          <w:tcPr>
+            <w:tcW w:type="dxa" w:w="648"/>
+            <w:shd w:val="clear" w:color="auto" w:fill="EAF2F8"/>
+          </w:tcPr>
+          <w:p>
+            <w:pPr>
+              <w:spacing w:after="0" w:before="0"/>
+              <w:jc w:val="center"/>
+            </w:pPr>
+            <w:r/>
+            <w:r>
+              <w:rPr>
+                <w:rFonts w:ascii="Calibri" w:hAnsi="Calibri" w:eastAsia="Calibri"/>
+                <w:b/>
+                <w:i w:val="0"/>
+                <w:color w:val="17365D"/>
+                <w:sz w:val="20"/>
+              </w:rPr>
+              <w:t>F</w:t>
+            </w:r>
+          </w:p>
+        </w:tc>
+        <w:tc>
+          <w:tcPr>
+            <w:tcW w:type="dxa" w:w="792"/>
+            <w:shd w:val="clear" w:color="auto" w:fill="EAF2F8"/>
+          </w:tcPr>
+          <w:p>
+            <w:pPr>
+              <w:spacing w:after="0" w:before="0"/>
+              <w:jc w:val="center"/>
+            </w:pPr>
+            <w:r/>
+            <w:r>
+              <w:rPr>
+                <w:rFonts w:ascii="Calibri" w:hAnsi="Calibri" w:eastAsia="Calibri"/>
+                <w:b/>
+                <w:i w:val="0"/>
+                <w:color w:val="17365D"/>
+                <w:sz w:val="20"/>
+              </w:rPr>
+              <w:t>NG</w:t>
+            </w:r>
+          </w:p>
+        </w:tc>
+        <w:tc>
+          <w:tcPr>
+            <w:tcW w:type="dxa" w:w="1224"/>
             <w:shd w:val="clear" w:color="auto" w:fill="EAF2F8"/>
           </w:tcPr>
           <w:p>
@@ -2978,29 +4153,6 @@
             </w:r>
           </w:p>
         </w:tc>
-        <w:tc>
-          <w:tcPr>
-            <w:tcW w:type="dxa" w:w="1008"/>
-            <w:shd w:val="clear" w:color="auto" w:fill="EAF2F8"/>
-          </w:tcPr>
-          <w:p>
-            <w:pPr>
-              <w:spacing w:after="0" w:before="0"/>
-              <w:jc w:val="center"/>
-            </w:pPr>
-            <w:r/>
-            <w:r>
-              <w:rPr>
-                <w:rFonts w:ascii="Calibri" w:hAnsi="Calibri" w:eastAsia="Calibri"/>
-                <w:b/>
-                <w:i w:val="0"/>
-                <w:color w:val="17365D"/>
-                <w:sz w:val="20"/>
-              </w:rPr>
-              <w:t>% correct</w:t>
-            </w:r>
-          </w:p>
-        </w:tc>
       </w:tr>
       <w:tr>
         <w:trPr>
@@ -3008,7 +4160,7 @@
         </w:trPr>
         <w:tc>
           <w:tcPr>
-            <w:tcW w:type="dxa" w:w="6984"/>
+            <w:tcW w:type="dxa" w:w="5400"/>
           </w:tcPr>
           <w:p>
             <w:pPr>
@@ -3029,7 +4181,29 @@
         </w:tc>
         <w:tc>
           <w:tcPr>
-            <w:tcW w:type="dxa" w:w="1080"/>
+            <w:tcW w:type="dxa" w:w="648"/>
+          </w:tcPr>
+          <w:p>
+            <w:pPr>
+              <w:spacing w:after="0" w:before="0"/>
+              <w:jc w:val="center"/>
+            </w:pPr>
+            <w:r/>
+            <w:r>
+              <w:rPr>
+                <w:rFonts w:ascii="Calibri" w:hAnsi="Calibri" w:eastAsia="Calibri"/>
+                <w:b w:val="0"/>
+                <w:i w:val="0"/>
+                <w:color w:val="5B7083"/>
+                <w:sz w:val="26"/>
+              </w:rPr>
+              <w:t>○</w:t>
+            </w:r>
+          </w:p>
+        </w:tc>
+        <w:tc>
+          <w:tcPr>
+            <w:tcW w:type="dxa" w:w="648"/>
           </w:tcPr>
           <w:p>
             <w:pPr>
@@ -3043,15 +4217,15 @@
                 <w:b/>
                 <w:i w:val="0"/>
                 <w:color w:val="C00000"/>
-                <w:sz w:val="22"/>
+                <w:sz w:val="28"/>
               </w:rPr>
-              <w:t>F</w:t>
+              <w:t>●</w:t>
             </w:r>
           </w:p>
         </w:tc>
         <w:tc>
           <w:tcPr>
-            <w:tcW w:type="dxa" w:w="1008"/>
+            <w:tcW w:type="dxa" w:w="792"/>
           </w:tcPr>
           <w:p>
             <w:pPr>
@@ -3065,9 +4239,41 @@
                 <w:b w:val="0"/>
                 <w:i w:val="0"/>
                 <w:color w:val="5B7083"/>
+                <w:sz w:val="26"/>
+              </w:rPr>
+              <w:t>○</w:t>
+            </w:r>
+          </w:p>
+        </w:tc>
+        <w:tc>
+          <w:tcPr>
+            <w:tcW w:type="dxa" w:w="1224"/>
+          </w:tcPr>
+          <w:p>
+            <w:pPr>
+              <w:spacing w:after="0" w:before="0"/>
+              <w:jc w:val="center"/>
+            </w:pPr>
+            <w:r/>
+            <w:r>
+              <w:rPr>
+                <w:rFonts w:ascii="Calibri" w:hAnsi="Calibri" w:eastAsia="Calibri"/>
+                <w:b/>
+                <w:i w:val="0"/>
+                <w:color w:val="C00000"/>
                 <w:sz w:val="21"/>
               </w:rPr>
-              <w:t>84%</w:t>
+              <w:t>F</w:t>
+            </w:r>
+            <w:r>
+              <w:rPr>
+                <w:rFonts w:ascii="Calibri" w:hAnsi="Calibri" w:eastAsia="Calibri"/>
+                <w:b w:val="0"/>
+                <w:i w:val="0"/>
+                <w:color w:val="5B7083"/>
+                <w:sz w:val="21"/>
+              </w:rPr>
+              <w:t xml:space="preserve">  84%</w:t>
             </w:r>
           </w:p>
         </w:tc>
@@ -3078,7 +4284,7 @@
         </w:trPr>
         <w:tc>
           <w:tcPr>
-            <w:tcW w:type="dxa" w:w="6984"/>
+            <w:tcW w:type="dxa" w:w="5400"/>
           </w:tcPr>
           <w:p>
             <w:pPr>
@@ -3099,7 +4305,7 @@
         </w:tc>
         <w:tc>
           <w:tcPr>
-            <w:tcW w:type="dxa" w:w="1080"/>
+            <w:tcW w:type="dxa" w:w="648"/>
           </w:tcPr>
           <w:p>
             <w:pPr>
@@ -3113,15 +4319,15 @@
                 <w:b/>
                 <w:i w:val="0"/>
                 <w:color w:val="C00000"/>
-                <w:sz w:val="22"/>
+                <w:sz w:val="28"/>
               </w:rPr>
-              <w:t>T</w:t>
+              <w:t>●</w:t>
             </w:r>
           </w:p>
         </w:tc>
         <w:tc>
           <w:tcPr>
-            <w:tcW w:type="dxa" w:w="1008"/>
+            <w:tcW w:type="dxa" w:w="648"/>
           </w:tcPr>
           <w:p>
             <w:pPr>
@@ -3135,9 +4341,63 @@
                 <w:b w:val="0"/>
                 <w:i w:val="0"/>
                 <w:color w:val="5B7083"/>
+                <w:sz w:val="26"/>
+              </w:rPr>
+              <w:t>○</w:t>
+            </w:r>
+          </w:p>
+        </w:tc>
+        <w:tc>
+          <w:tcPr>
+            <w:tcW w:type="dxa" w:w="792"/>
+          </w:tcPr>
+          <w:p>
+            <w:pPr>
+              <w:spacing w:after="0" w:before="0"/>
+              <w:jc w:val="center"/>
+            </w:pPr>
+            <w:r/>
+            <w:r>
+              <w:rPr>
+                <w:rFonts w:ascii="Calibri" w:hAnsi="Calibri" w:eastAsia="Calibri"/>
+                <w:b w:val="0"/>
+                <w:i w:val="0"/>
+                <w:color w:val="5B7083"/>
+                <w:sz w:val="26"/>
+              </w:rPr>
+              <w:t>○</w:t>
+            </w:r>
+          </w:p>
+        </w:tc>
+        <w:tc>
+          <w:tcPr>
+            <w:tcW w:type="dxa" w:w="1224"/>
+          </w:tcPr>
+          <w:p>
+            <w:pPr>
+              <w:spacing w:after="0" w:before="0"/>
+              <w:jc w:val="center"/>
+            </w:pPr>
+            <w:r/>
+            <w:r>
+              <w:rPr>
+                <w:rFonts w:ascii="Calibri" w:hAnsi="Calibri" w:eastAsia="Calibri"/>
+                <w:b/>
+                <w:i w:val="0"/>
+                <w:color w:val="C00000"/>
                 <w:sz w:val="21"/>
               </w:rPr>
-              <w:t>88%</w:t>
+              <w:t>T</w:t>
+            </w:r>
+            <w:r>
+              <w:rPr>
+                <w:rFonts w:ascii="Calibri" w:hAnsi="Calibri" w:eastAsia="Calibri"/>
+                <w:b w:val="0"/>
+                <w:i w:val="0"/>
+                <w:color w:val="5B7083"/>
+                <w:sz w:val="21"/>
+              </w:rPr>
+              <w:t xml:space="preserve">  88%</w:t>
             </w:r>
           </w:p>
         </w:tc>
@@ -3148,7 +4408,7 @@
         </w:trPr>
         <w:tc>
           <w:tcPr>
-            <w:tcW w:type="dxa" w:w="6984"/>
+            <w:tcW w:type="dxa" w:w="5400"/>
           </w:tcPr>
           <w:p>
             <w:pPr>
@@ -3169,7 +4429,51 @@
         </w:tc>
         <w:tc>
           <w:tcPr>
-            <w:tcW w:type="dxa" w:w="1080"/>
+            <w:tcW w:type="dxa" w:w="648"/>
+          </w:tcPr>
+          <w:p>
+            <w:pPr>
+              <w:spacing w:after="0" w:before="0"/>
+              <w:jc w:val="center"/>
+            </w:pPr>
+            <w:r/>
+            <w:r>
+              <w:rPr>
+                <w:rFonts w:ascii="Calibri" w:hAnsi="Calibri" w:eastAsia="Calibri"/>
+                <w:b w:val="0"/>
+                <w:i w:val="0"/>
+                <w:color w:val="5B7083"/>
+                <w:sz w:val="26"/>
+              </w:rPr>
+              <w:t>○</w:t>
+            </w:r>
+          </w:p>
+        </w:tc>
+        <w:tc>
+          <w:tcPr>
+            <w:tcW w:type="dxa" w:w="648"/>
+          </w:tcPr>
+          <w:p>
+            <w:pPr>
+              <w:spacing w:after="0" w:before="0"/>
+              <w:jc w:val="center"/>
+            </w:pPr>
+            <w:r/>
+            <w:r>
+              <w:rPr>
+                <w:rFonts w:ascii="Calibri" w:hAnsi="Calibri" w:eastAsia="Calibri"/>
+                <w:b w:val="0"/>
+                <w:i w:val="0"/>
+                <w:color w:val="5B7083"/>
+                <w:sz w:val="26"/>
+              </w:rPr>
+              <w:t>○</w:t>
+            </w:r>
+          </w:p>
+        </w:tc>
+        <w:tc>
+          <w:tcPr>
+            <w:tcW w:type="dxa" w:w="792"/>
           </w:tcPr>
           <w:p>
             <w:pPr>
@@ -3183,15 +4487,15 @@
                 <w:b/>
                 <w:i w:val="0"/>
                 <w:color w:val="C00000"/>
-                <w:sz w:val="22"/>
+                <w:sz w:val="28"/>
               </w:rPr>
-              <w:t>NG</w:t>
+              <w:t>●</w:t>
             </w:r>
           </w:p>
         </w:tc>
         <w:tc>
           <w:tcPr>
-            <w:tcW w:type="dxa" w:w="1008"/>
+            <w:tcW w:type="dxa" w:w="1224"/>
           </w:tcPr>
           <w:p>
             <w:pPr>
@@ -3202,12 +4506,22 @@
             <w:r>
               <w:rPr>
                 <w:rFonts w:ascii="Calibri" w:hAnsi="Calibri" w:eastAsia="Calibri"/>
+                <w:b/>
+                <w:i w:val="0"/>
+                <w:color w:val="C00000"/>
+                <w:sz w:val="21"/>
+              </w:rPr>
+              <w:t>NG</w:t>
+            </w:r>
+            <w:r>
+              <w:rPr>
+                <w:rFonts w:ascii="Calibri" w:hAnsi="Calibri" w:eastAsia="Calibri"/>
                 <w:b w:val="0"/>
                 <w:i w:val="0"/>
                 <w:color w:val="5B7083"/>
                 <w:sz w:val="21"/>
               </w:rPr>
-              <w:t>87%</w:t>
+              <w:t xml:space="preserve">  87%</w:t>
             </w:r>
           </w:p>
         </w:tc>
@@ -3218,7 +4532,7 @@
         </w:trPr>
         <w:tc>
           <w:tcPr>
-            <w:tcW w:type="dxa" w:w="6984"/>
+            <w:tcW w:type="dxa" w:w="5400"/>
           </w:tcPr>
           <w:p>
             <w:pPr>
@@ -3239,7 +4553,29 @@
         </w:tc>
         <w:tc>
           <w:tcPr>
-            <w:tcW w:type="dxa" w:w="1080"/>
+            <w:tcW w:type="dxa" w:w="648"/>
+          </w:tcPr>
+          <w:p>
+            <w:pPr>
+              <w:spacing w:after="0" w:before="0"/>
+              <w:jc w:val="center"/>
+            </w:pPr>
+            <w:r/>
+            <w:r>
+              <w:rPr>
+                <w:rFonts w:ascii="Calibri" w:hAnsi="Calibri" w:eastAsia="Calibri"/>
+                <w:b w:val="0"/>
+                <w:i w:val="0"/>
+                <w:color w:val="5B7083"/>
+                <w:sz w:val="26"/>
+              </w:rPr>
+              <w:t>○</w:t>
+            </w:r>
+          </w:p>
+        </w:tc>
+        <w:tc>
+          <w:tcPr>
+            <w:tcW w:type="dxa" w:w="648"/>
           </w:tcPr>
           <w:p>
             <w:pPr>
@@ -3253,15 +4589,15 @@
                 <w:b/>
                 <w:i w:val="0"/>
                 <w:color w:val="C00000"/>
-                <w:sz w:val="22"/>
+                <w:sz w:val="28"/>
               </w:rPr>
-              <w:t>F</w:t>
+              <w:t>●</w:t>
             </w:r>
           </w:p>
         </w:tc>
         <w:tc>
           <w:tcPr>
-            <w:tcW w:type="dxa" w:w="1008"/>
+            <w:tcW w:type="dxa" w:w="792"/>
           </w:tcPr>
           <w:p>
             <w:pPr>
@@ -3275,9 +4611,41 @@
                 <w:b w:val="0"/>
                 <w:i w:val="0"/>
                 <w:color w:val="5B7083"/>
+                <w:sz w:val="26"/>
+              </w:rPr>
+              <w:t>○</w:t>
+            </w:r>
+          </w:p>
+        </w:tc>
+        <w:tc>
+          <w:tcPr>
+            <w:tcW w:type="dxa" w:w="1224"/>
+          </w:tcPr>
+          <w:p>
+            <w:pPr>
+              <w:spacing w:after="0" w:before="0"/>
+              <w:jc w:val="center"/>
+            </w:pPr>
+            <w:r/>
+            <w:r>
+              <w:rPr>
+                <w:rFonts w:ascii="Calibri" w:hAnsi="Calibri" w:eastAsia="Calibri"/>
+                <w:b/>
+                <w:i w:val="0"/>
+                <w:color w:val="C00000"/>
                 <w:sz w:val="21"/>
               </w:rPr>
-              <w:t>68%</w:t>
+              <w:t>F</w:t>
+            </w:r>
+            <w:r>
+              <w:rPr>
+                <w:rFonts w:ascii="Calibri" w:hAnsi="Calibri" w:eastAsia="Calibri"/>
+                <w:b w:val="0"/>
+                <w:i w:val="0"/>
+                <w:color w:val="5B7083"/>
+                <w:sz w:val="21"/>
+              </w:rPr>
+              <w:t xml:space="preserve">  68%</w:t>
             </w:r>
           </w:p>
         </w:tc>
@@ -3603,7 +4971,8 @@
     </w:p>
     <w:p>
       <w:pPr>
-        <w:spacing w:before="240" w:after="60"/>
+        <w:pageBreakBefore/>
+        <w:spacing w:before="0" w:after="60"/>
       </w:pPr>
       <w:r>
         <w:rPr>
@@ -3915,9 +5284,11 @@
         <w:tblLayout w:type="fixed"/>
       </w:tblPr>
       <w:tblGrid>
-        <w:gridCol w:w="6983"/>
-        <w:gridCol w:w="1080"/>
-        <w:gridCol w:w="1007"/>
+        <w:gridCol w:w="5400"/>
+        <w:gridCol w:w="648"/>
+        <w:gridCol w:w="648"/>
+        <w:gridCol w:w="792"/>
+        <w:gridCol w:w="1224"/>
       </w:tblGrid>
       <w:tr>
         <w:trPr>
@@ -3925,7 +5296,7 @@
         </w:trPr>
         <w:tc>
           <w:tcPr>
-            <w:tcW w:type="dxa" w:w="6984"/>
+            <w:tcW w:type="dxa" w:w="5400"/>
             <w:shd w:val="clear" w:color="auto" w:fill="EAF2F8"/>
           </w:tcPr>
           <w:p>
@@ -3947,7 +5318,76 @@
         </w:tc>
         <w:tc>
           <w:tcPr>
-            <w:tcW w:type="dxa" w:w="1080"/>
+            <w:tcW w:type="dxa" w:w="648"/>
+            <w:shd w:val="clear" w:color="auto" w:fill="EAF2F8"/>
+          </w:tcPr>
+          <w:p>
+            <w:pPr>
+              <w:spacing w:after="0" w:before="0"/>
+              <w:jc w:val="center"/>
+            </w:pPr>
+            <w:r/>
+            <w:r>
+              <w:rPr>
+                <w:rFonts w:ascii="Calibri" w:hAnsi="Calibri" w:eastAsia="Calibri"/>
+                <w:b/>
+                <w:i w:val="0"/>
+                <w:color w:val="17365D"/>
+                <w:sz w:val="20"/>
+              </w:rPr>
+              <w:t>T</w:t>
+            </w:r>
+          </w:p>
+        </w:tc>
+        <w:tc>
+          <w:tcPr>
+            <w:tcW w:type="dxa" w:w="648"/>
+            <w:shd w:val="clear" w:color="auto" w:fill="EAF2F8"/>
+          </w:tcPr>
+          <w:p>
+            <w:pPr>
+              <w:spacing w:after="0" w:before="0"/>
+              <w:jc w:val="center"/>
+            </w:pPr>
+            <w:r/>
+            <w:r>
+              <w:rPr>
+                <w:rFonts w:ascii="Calibri" w:hAnsi="Calibri" w:eastAsia="Calibri"/>
+                <w:b/>
+                <w:i w:val="0"/>
+                <w:color w:val="17365D"/>
+                <w:sz w:val="20"/>
+              </w:rPr>
+              <w:t>F</w:t>
+            </w:r>
+          </w:p>
+        </w:tc>
+        <w:tc>
+          <w:tcPr>
+            <w:tcW w:type="dxa" w:w="792"/>
+            <w:shd w:val="clear" w:color="auto" w:fill="EAF2F8"/>
+          </w:tcPr>
+          <w:p>
+            <w:pPr>
+              <w:spacing w:after="0" w:before="0"/>
+              <w:jc w:val="center"/>
+            </w:pPr>
+            <w:r/>
+            <w:r>
+              <w:rPr>
+                <w:rFonts w:ascii="Calibri" w:hAnsi="Calibri" w:eastAsia="Calibri"/>
+                <w:b/>
+                <w:i w:val="0"/>
+                <w:color w:val="17365D"/>
+                <w:sz w:val="20"/>
+              </w:rPr>
+              <w:t>NG</w:t>
+            </w:r>
+          </w:p>
+        </w:tc>
+        <w:tc>
+          <w:tcPr>
+            <w:tcW w:type="dxa" w:w="1224"/>
             <w:shd w:val="clear" w:color="auto" w:fill="EAF2F8"/>
           </w:tcPr>
           <w:p>
@@ -3968,29 +5408,6 @@
             </w:r>
           </w:p>
         </w:tc>
-        <w:tc>
-          <w:tcPr>
-            <w:tcW w:type="dxa" w:w="1008"/>
-            <w:shd w:val="clear" w:color="auto" w:fill="EAF2F8"/>
-          </w:tcPr>
-          <w:p>
-            <w:pPr>
-              <w:spacing w:after="0" w:before="0"/>
-              <w:jc w:val="center"/>
-            </w:pPr>
-            <w:r/>
-            <w:r>
-              <w:rPr>
-                <w:rFonts w:ascii="Calibri" w:hAnsi="Calibri" w:eastAsia="Calibri"/>
-                <w:b/>
-                <w:i w:val="0"/>
-                <w:color w:val="17365D"/>
-                <w:sz w:val="20"/>
-              </w:rPr>
-              <w:t>% correct</w:t>
-            </w:r>
-          </w:p>
-        </w:tc>
       </w:tr>
       <w:tr>
         <w:trPr>
@@ -3998,7 +5415,7 @@
         </w:trPr>
         <w:tc>
           <w:tcPr>
-            <w:tcW w:type="dxa" w:w="6984"/>
+            <w:tcW w:type="dxa" w:w="5400"/>
           </w:tcPr>
           <w:p>
             <w:pPr>
@@ -4019,7 +5436,51 @@
         </w:tc>
         <w:tc>
           <w:tcPr>
-            <w:tcW w:type="dxa" w:w="1080"/>
+            <w:tcW w:type="dxa" w:w="648"/>
+          </w:tcPr>
+          <w:p>
+            <w:pPr>
+              <w:spacing w:after="0" w:before="0"/>
+              <w:jc w:val="center"/>
+            </w:pPr>
+            <w:r/>
+            <w:r>
+              <w:rPr>
+                <w:rFonts w:ascii="Calibri" w:hAnsi="Calibri" w:eastAsia="Calibri"/>
+                <w:b w:val="0"/>
+                <w:i w:val="0"/>
+                <w:color w:val="5B7083"/>
+                <w:sz w:val="26"/>
+              </w:rPr>
+              <w:t>○</w:t>
+            </w:r>
+          </w:p>
+        </w:tc>
+        <w:tc>
+          <w:tcPr>
+            <w:tcW w:type="dxa" w:w="648"/>
+          </w:tcPr>
+          <w:p>
+            <w:pPr>
+              <w:spacing w:after="0" w:before="0"/>
+              <w:jc w:val="center"/>
+            </w:pPr>
+            <w:r/>
+            <w:r>
+              <w:rPr>
+                <w:rFonts w:ascii="Calibri" w:hAnsi="Calibri" w:eastAsia="Calibri"/>
+                <w:b w:val="0"/>
+                <w:i w:val="0"/>
+                <w:color w:val="5B7083"/>
+                <w:sz w:val="26"/>
+              </w:rPr>
+              <w:t>○</w:t>
+            </w:r>
+          </w:p>
+        </w:tc>
+        <w:tc>
+          <w:tcPr>
+            <w:tcW w:type="dxa" w:w="792"/>
           </w:tcPr>
           <w:p>
             <w:pPr>
@@ -4033,15 +5494,15 @@
                 <w:b/>
                 <w:i w:val="0"/>
                 <w:color w:val="C00000"/>
-                <w:sz w:val="22"/>
+                <w:sz w:val="28"/>
               </w:rPr>
-              <w:t>NG</w:t>
+              <w:t>●</w:t>
             </w:r>
           </w:p>
         </w:tc>
         <w:tc>
           <w:tcPr>
-            <w:tcW w:type="dxa" w:w="1008"/>
+            <w:tcW w:type="dxa" w:w="1224"/>
           </w:tcPr>
           <w:p>
             <w:pPr>
@@ -4052,12 +5513,22 @@
             <w:r>
               <w:rPr>
                 <w:rFonts w:ascii="Calibri" w:hAnsi="Calibri" w:eastAsia="Calibri"/>
+                <w:b/>
+                <w:i w:val="0"/>
+                <w:color w:val="C00000"/>
+                <w:sz w:val="21"/>
+              </w:rPr>
+              <w:t>NG</w:t>
+            </w:r>
+            <w:r>
+              <w:rPr>
+                <w:rFonts w:ascii="Calibri" w:hAnsi="Calibri" w:eastAsia="Calibri"/>
                 <w:b w:val="0"/>
                 <w:i w:val="0"/>
                 <w:color w:val="5B7083"/>
                 <w:sz w:val="21"/>
               </w:rPr>
-              <w:t>82%</w:t>
+              <w:t xml:space="preserve">  82%</w:t>
             </w:r>
           </w:p>
         </w:tc>
@@ -4068,7 +5539,7 @@
         </w:trPr>
         <w:tc>
           <w:tcPr>
-            <w:tcW w:type="dxa" w:w="6984"/>
+            <w:tcW w:type="dxa" w:w="5400"/>
           </w:tcPr>
           <w:p>
             <w:pPr>
@@ -4089,7 +5560,7 @@
         </w:tc>
         <w:tc>
           <w:tcPr>
-            <w:tcW w:type="dxa" w:w="1080"/>
+            <w:tcW w:type="dxa" w:w="648"/>
           </w:tcPr>
           <w:p>
             <w:pPr>
@@ -4103,15 +5574,15 @@
                 <w:b/>
                 <w:i w:val="0"/>
                 <w:color w:val="C00000"/>
-                <w:sz w:val="22"/>
+                <w:sz w:val="28"/>
               </w:rPr>
-              <w:t>T</w:t>
+              <w:t>●</w:t>
             </w:r>
           </w:p>
         </w:tc>
         <w:tc>
           <w:tcPr>
-            <w:tcW w:type="dxa" w:w="1008"/>
+            <w:tcW w:type="dxa" w:w="648"/>
           </w:tcPr>
           <w:p>
             <w:pPr>
@@ -4125,9 +5596,63 @@
                 <w:b w:val="0"/>
                 <w:i w:val="0"/>
                 <w:color w:val="5B7083"/>
+                <w:sz w:val="26"/>
+              </w:rPr>
+              <w:t>○</w:t>
+            </w:r>
+          </w:p>
+        </w:tc>
+        <w:tc>
+          <w:tcPr>
+            <w:tcW w:type="dxa" w:w="792"/>
+          </w:tcPr>
+          <w:p>
+            <w:pPr>
+              <w:spacing w:after="0" w:before="0"/>
+              <w:jc w:val="center"/>
+            </w:pPr>
+            <w:r/>
+            <w:r>
+              <w:rPr>
+                <w:rFonts w:ascii="Calibri" w:hAnsi="Calibri" w:eastAsia="Calibri"/>
+                <w:b w:val="0"/>
+                <w:i w:val="0"/>
+                <w:color w:val="5B7083"/>
+                <w:sz w:val="26"/>
+              </w:rPr>
+              <w:t>○</w:t>
+            </w:r>
+          </w:p>
+        </w:tc>
+        <w:tc>
+          <w:tcPr>
+            <w:tcW w:type="dxa" w:w="1224"/>
+          </w:tcPr>
+          <w:p>
+            <w:pPr>
+              <w:spacing w:after="0" w:before="0"/>
+              <w:jc w:val="center"/>
+            </w:pPr>
+            <w:r/>
+            <w:r>
+              <w:rPr>
+                <w:rFonts w:ascii="Calibri" w:hAnsi="Calibri" w:eastAsia="Calibri"/>
+                <w:b/>
+                <w:i w:val="0"/>
+                <w:color w:val="C00000"/>
                 <w:sz w:val="21"/>
               </w:rPr>
-              <w:t>79%</w:t>
+              <w:t>T</w:t>
+            </w:r>
+            <w:r>
+              <w:rPr>
+                <w:rFonts w:ascii="Calibri" w:hAnsi="Calibri" w:eastAsia="Calibri"/>
+                <w:b w:val="0"/>
+                <w:i w:val="0"/>
+                <w:color w:val="5B7083"/>
+                <w:sz w:val="21"/>
+              </w:rPr>
+              <w:t xml:space="preserve">  79%</w:t>
             </w:r>
           </w:p>
         </w:tc>
@@ -4138,7 +5663,7 @@
         </w:trPr>
         <w:tc>
           <w:tcPr>
-            <w:tcW w:type="dxa" w:w="6984"/>
+            <w:tcW w:type="dxa" w:w="5400"/>
           </w:tcPr>
           <w:p>
             <w:pPr>
@@ -4159,7 +5684,29 @@
         </w:tc>
         <w:tc>
           <w:tcPr>
-            <w:tcW w:type="dxa" w:w="1080"/>
+            <w:tcW w:type="dxa" w:w="648"/>
+          </w:tcPr>
+          <w:p>
+            <w:pPr>
+              <w:spacing w:after="0" w:before="0"/>
+              <w:jc w:val="center"/>
+            </w:pPr>
+            <w:r/>
+            <w:r>
+              <w:rPr>
+                <w:rFonts w:ascii="Calibri" w:hAnsi="Calibri" w:eastAsia="Calibri"/>
+                <w:b w:val="0"/>
+                <w:i w:val="0"/>
+                <w:color w:val="5B7083"/>
+                <w:sz w:val="26"/>
+              </w:rPr>
+              <w:t>○</w:t>
+            </w:r>
+          </w:p>
+        </w:tc>
+        <w:tc>
+          <w:tcPr>
+            <w:tcW w:type="dxa" w:w="648"/>
           </w:tcPr>
           <w:p>
             <w:pPr>
@@ -4173,15 +5720,15 @@
                 <w:b/>
                 <w:i w:val="0"/>
                 <w:color w:val="C00000"/>
-                <w:sz w:val="22"/>
+                <w:sz w:val="28"/>
               </w:rPr>
-              <w:t>F</w:t>
+              <w:t>●</w:t>
             </w:r>
           </w:p>
         </w:tc>
         <w:tc>
           <w:tcPr>
-            <w:tcW w:type="dxa" w:w="1008"/>
+            <w:tcW w:type="dxa" w:w="792"/>
           </w:tcPr>
           <w:p>
             <w:pPr>
@@ -4195,9 +5742,41 @@
                 <w:b w:val="0"/>
                 <w:i w:val="0"/>
                 <w:color w:val="5B7083"/>
+                <w:sz w:val="26"/>
+              </w:rPr>
+              <w:t>○</w:t>
+            </w:r>
+          </w:p>
+        </w:tc>
+        <w:tc>
+          <w:tcPr>
+            <w:tcW w:type="dxa" w:w="1224"/>
+          </w:tcPr>
+          <w:p>
+            <w:pPr>
+              <w:spacing w:after="0" w:before="0"/>
+              <w:jc w:val="center"/>
+            </w:pPr>
+            <w:r/>
+            <w:r>
+              <w:rPr>
+                <w:rFonts w:ascii="Calibri" w:hAnsi="Calibri" w:eastAsia="Calibri"/>
+                <w:b/>
+                <w:i w:val="0"/>
+                <w:color w:val="C00000"/>
                 <w:sz w:val="21"/>
               </w:rPr>
-              <w:t>84%</w:t>
+              <w:t>F</w:t>
+            </w:r>
+            <w:r>
+              <w:rPr>
+                <w:rFonts w:ascii="Calibri" w:hAnsi="Calibri" w:eastAsia="Calibri"/>
+                <w:b w:val="0"/>
+                <w:i w:val="0"/>
+                <w:color w:val="5B7083"/>
+                <w:sz w:val="21"/>
+              </w:rPr>
+              <w:t xml:space="preserve">  84%</w:t>
             </w:r>
           </w:p>
         </w:tc>
@@ -4338,9 +5917,11 @@
         <w:tblLayout w:type="fixed"/>
       </w:tblPr>
       <w:tblGrid>
-        <w:gridCol w:w="6983"/>
-        <w:gridCol w:w="1080"/>
-        <w:gridCol w:w="1007"/>
+        <w:gridCol w:w="5400"/>
+        <w:gridCol w:w="648"/>
+        <w:gridCol w:w="648"/>
+        <w:gridCol w:w="792"/>
+        <w:gridCol w:w="1224"/>
       </w:tblGrid>
       <w:tr>
         <w:trPr>
@@ -4348,7 +5929,7 @@
         </w:trPr>
         <w:tc>
           <w:tcPr>
-            <w:tcW w:type="dxa" w:w="6984"/>
+            <w:tcW w:type="dxa" w:w="5400"/>
             <w:shd w:val="clear" w:color="auto" w:fill="EAF2F8"/>
           </w:tcPr>
           <w:p>
@@ -4370,7 +5951,76 @@
         </w:tc>
         <w:tc>
           <w:tcPr>
-            <w:tcW w:type="dxa" w:w="1080"/>
+            <w:tcW w:type="dxa" w:w="648"/>
+            <w:shd w:val="clear" w:color="auto" w:fill="EAF2F8"/>
+          </w:tcPr>
+          <w:p>
+            <w:pPr>
+              <w:spacing w:after="0" w:before="0"/>
+              <w:jc w:val="center"/>
+            </w:pPr>
+            <w:r/>
+            <w:r>
+              <w:rPr>
+                <w:rFonts w:ascii="Calibri" w:hAnsi="Calibri" w:eastAsia="Calibri"/>
+                <w:b/>
+                <w:i w:val="0"/>
+                <w:color w:val="17365D"/>
+                <w:sz w:val="20"/>
+              </w:rPr>
+              <w:t>T</w:t>
+            </w:r>
+          </w:p>
+        </w:tc>
+        <w:tc>
+          <w:tcPr>
+            <w:tcW w:type="dxa" w:w="648"/>
+            <w:shd w:val="clear" w:color="auto" w:fill="EAF2F8"/>
+          </w:tcPr>
+          <w:p>
+            <w:pPr>
+              <w:spacing w:after="0" w:before="0"/>
+              <w:jc w:val="center"/>
+            </w:pPr>
+            <w:r/>
+            <w:r>
+              <w:rPr>
+                <w:rFonts w:ascii="Calibri" w:hAnsi="Calibri" w:eastAsia="Calibri"/>
+                <w:b/>
+                <w:i w:val="0"/>
+                <w:color w:val="17365D"/>
+                <w:sz w:val="20"/>
+              </w:rPr>
+              <w:t>F</w:t>
+            </w:r>
+          </w:p>
+        </w:tc>
+        <w:tc>
+          <w:tcPr>
+            <w:tcW w:type="dxa" w:w="792"/>
+            <w:shd w:val="clear" w:color="auto" w:fill="EAF2F8"/>
+          </w:tcPr>
+          <w:p>
+            <w:pPr>
+              <w:spacing w:after="0" w:before="0"/>
+              <w:jc w:val="center"/>
+            </w:pPr>
+            <w:r/>
+            <w:r>
+              <w:rPr>
+                <w:rFonts w:ascii="Calibri" w:hAnsi="Calibri" w:eastAsia="Calibri"/>
+                <w:b/>
+                <w:i w:val="0"/>
+                <w:color w:val="17365D"/>
+                <w:sz w:val="20"/>
+              </w:rPr>
+              <w:t>NG</w:t>
+            </w:r>
+          </w:p>
+        </w:tc>
+        <w:tc>
+          <w:tcPr>
+            <w:tcW w:type="dxa" w:w="1224"/>
             <w:shd w:val="clear" w:color="auto" w:fill="EAF2F8"/>
           </w:tcPr>
           <w:p>
@@ -4391,29 +6041,6 @@
             </w:r>
           </w:p>
         </w:tc>
-        <w:tc>
-          <w:tcPr>
-            <w:tcW w:type="dxa" w:w="1008"/>
-            <w:shd w:val="clear" w:color="auto" w:fill="EAF2F8"/>
-          </w:tcPr>
-          <w:p>
-            <w:pPr>
-              <w:spacing w:after="0" w:before="0"/>
-              <w:jc w:val="center"/>
-            </w:pPr>
-            <w:r/>
-            <w:r>
-              <w:rPr>
-                <w:rFonts w:ascii="Calibri" w:hAnsi="Calibri" w:eastAsia="Calibri"/>
-                <w:b/>
-                <w:i w:val="0"/>
-                <w:color w:val="17365D"/>
-                <w:sz w:val="20"/>
-              </w:rPr>
-              <w:t>% correct</w:t>
-            </w:r>
-          </w:p>
-        </w:tc>
       </w:tr>
       <w:tr>
         <w:trPr>
@@ -4421,7 +6048,7 @@
         </w:trPr>
         <w:tc>
           <w:tcPr>
-            <w:tcW w:type="dxa" w:w="6984"/>
+            <w:tcW w:type="dxa" w:w="5400"/>
           </w:tcPr>
           <w:p>
             <w:pPr>
@@ -4442,7 +6069,7 @@
         </w:tc>
         <w:tc>
           <w:tcPr>
-            <w:tcW w:type="dxa" w:w="1080"/>
+            <w:tcW w:type="dxa" w:w="648"/>
           </w:tcPr>
           <w:p>
             <w:pPr>
@@ -4456,15 +6083,15 @@
                 <w:b/>
                 <w:i w:val="0"/>
                 <w:color w:val="C00000"/>
-                <w:sz w:val="22"/>
+                <w:sz w:val="28"/>
               </w:rPr>
-              <w:t>T</w:t>
+              <w:t>●</w:t>
             </w:r>
           </w:p>
         </w:tc>
         <w:tc>
           <w:tcPr>
-            <w:tcW w:type="dxa" w:w="1008"/>
+            <w:tcW w:type="dxa" w:w="648"/>
           </w:tcPr>
           <w:p>
             <w:pPr>
@@ -4478,9 +6105,63 @@
                 <w:b w:val="0"/>
                 <w:i w:val="0"/>
                 <w:color w:val="5B7083"/>
+                <w:sz w:val="26"/>
+              </w:rPr>
+              <w:t>○</w:t>
+            </w:r>
+          </w:p>
+        </w:tc>
+        <w:tc>
+          <w:tcPr>
+            <w:tcW w:type="dxa" w:w="792"/>
+          </w:tcPr>
+          <w:p>
+            <w:pPr>
+              <w:spacing w:after="0" w:before="0"/>
+              <w:jc w:val="center"/>
+            </w:pPr>
+            <w:r/>
+            <w:r>
+              <w:rPr>
+                <w:rFonts w:ascii="Calibri" w:hAnsi="Calibri" w:eastAsia="Calibri"/>
+                <w:b w:val="0"/>
+                <w:i w:val="0"/>
+                <w:color w:val="5B7083"/>
+                <w:sz w:val="26"/>
+              </w:rPr>
+              <w:t>○</w:t>
+            </w:r>
+          </w:p>
+        </w:tc>
+        <w:tc>
+          <w:tcPr>
+            <w:tcW w:type="dxa" w:w="1224"/>
+          </w:tcPr>
+          <w:p>
+            <w:pPr>
+              <w:spacing w:after="0" w:before="0"/>
+              <w:jc w:val="center"/>
+            </w:pPr>
+            <w:r/>
+            <w:r>
+              <w:rPr>
+                <w:rFonts w:ascii="Calibri" w:hAnsi="Calibri" w:eastAsia="Calibri"/>
+                <w:b/>
+                <w:i w:val="0"/>
+                <w:color w:val="C00000"/>
                 <w:sz w:val="21"/>
               </w:rPr>
-              <w:t>83%</w:t>
+              <w:t>T</w:t>
+            </w:r>
+            <w:r>
+              <w:rPr>
+                <w:rFonts w:ascii="Calibri" w:hAnsi="Calibri" w:eastAsia="Calibri"/>
+                <w:b w:val="0"/>
+                <w:i w:val="0"/>
+                <w:color w:val="5B7083"/>
+                <w:sz w:val="21"/>
+              </w:rPr>
+              <w:t xml:space="preserve">  83%</w:t>
             </w:r>
           </w:p>
         </w:tc>
@@ -4491,7 +6172,7 @@
         </w:trPr>
         <w:tc>
           <w:tcPr>
-            <w:tcW w:type="dxa" w:w="6984"/>
+            <w:tcW w:type="dxa" w:w="5400"/>
           </w:tcPr>
           <w:p>
             <w:pPr>
@@ -4512,7 +6193,51 @@
         </w:tc>
         <w:tc>
           <w:tcPr>
-            <w:tcW w:type="dxa" w:w="1080"/>
+            <w:tcW w:type="dxa" w:w="648"/>
+          </w:tcPr>
+          <w:p>
+            <w:pPr>
+              <w:spacing w:after="0" w:before="0"/>
+              <w:jc w:val="center"/>
+            </w:pPr>
+            <w:r/>
+            <w:r>
+              <w:rPr>
+                <w:rFonts w:ascii="Calibri" w:hAnsi="Calibri" w:eastAsia="Calibri"/>
+                <w:b w:val="0"/>
+                <w:i w:val="0"/>
+                <w:color w:val="5B7083"/>
+                <w:sz w:val="26"/>
+              </w:rPr>
+              <w:t>○</w:t>
+            </w:r>
+          </w:p>
+        </w:tc>
+        <w:tc>
+          <w:tcPr>
+            <w:tcW w:type="dxa" w:w="648"/>
+          </w:tcPr>
+          <w:p>
+            <w:pPr>
+              <w:spacing w:after="0" w:before="0"/>
+              <w:jc w:val="center"/>
+            </w:pPr>
+            <w:r/>
+            <w:r>
+              <w:rPr>
+                <w:rFonts w:ascii="Calibri" w:hAnsi="Calibri" w:eastAsia="Calibri"/>
+                <w:b w:val="0"/>
+                <w:i w:val="0"/>
+                <w:color w:val="5B7083"/>
+                <w:sz w:val="26"/>
+              </w:rPr>
+              <w:t>○</w:t>
+            </w:r>
+          </w:p>
+        </w:tc>
+        <w:tc>
+          <w:tcPr>
+            <w:tcW w:type="dxa" w:w="792"/>
           </w:tcPr>
           <w:p>
             <w:pPr>
@@ -4526,15 +6251,15 @@
                 <w:b/>
                 <w:i w:val="0"/>
                 <w:color w:val="C00000"/>
-                <w:sz w:val="22"/>
+                <w:sz w:val="28"/>
               </w:rPr>
-              <w:t>NG</w:t>
+              <w:t>●</w:t>
             </w:r>
           </w:p>
         </w:tc>
         <w:tc>
           <w:tcPr>
-            <w:tcW w:type="dxa" w:w="1008"/>
+            <w:tcW w:type="dxa" w:w="1224"/>
           </w:tcPr>
           <w:p>
             <w:pPr>
@@ -4545,12 +6270,22 @@
             <w:r>
               <w:rPr>
                 <w:rFonts w:ascii="Calibri" w:hAnsi="Calibri" w:eastAsia="Calibri"/>
+                <w:b/>
+                <w:i w:val="0"/>
+                <w:color w:val="C00000"/>
+                <w:sz w:val="21"/>
+              </w:rPr>
+              <w:t>NG</w:t>
+            </w:r>
+            <w:r>
+              <w:rPr>
+                <w:rFonts w:ascii="Calibri" w:hAnsi="Calibri" w:eastAsia="Calibri"/>
                 <w:b w:val="0"/>
                 <w:i w:val="0"/>
                 <w:color w:val="5B7083"/>
                 <w:sz w:val="21"/>
               </w:rPr>
-              <w:t>67%</w:t>
+              <w:t xml:space="preserve">  67%</w:t>
             </w:r>
           </w:p>
         </w:tc>
@@ -4561,7 +6296,7 @@
         </w:trPr>
         <w:tc>
           <w:tcPr>
-            <w:tcW w:type="dxa" w:w="6984"/>
+            <w:tcW w:type="dxa" w:w="5400"/>
           </w:tcPr>
           <w:p>
             <w:pPr>
@@ -4582,7 +6317,29 @@
         </w:tc>
         <w:tc>
           <w:tcPr>
-            <w:tcW w:type="dxa" w:w="1080"/>
+            <w:tcW w:type="dxa" w:w="648"/>
+          </w:tcPr>
+          <w:p>
+            <w:pPr>
+              <w:spacing w:after="0" w:before="0"/>
+              <w:jc w:val="center"/>
+            </w:pPr>
+            <w:r/>
+            <w:r>
+              <w:rPr>
+                <w:rFonts w:ascii="Calibri" w:hAnsi="Calibri" w:eastAsia="Calibri"/>
+                <w:b w:val="0"/>
+                <w:i w:val="0"/>
+                <w:color w:val="5B7083"/>
+                <w:sz w:val="26"/>
+              </w:rPr>
+              <w:t>○</w:t>
+            </w:r>
+          </w:p>
+        </w:tc>
+        <w:tc>
+          <w:tcPr>
+            <w:tcW w:type="dxa" w:w="648"/>
           </w:tcPr>
           <w:p>
             <w:pPr>
@@ -4596,15 +6353,15 @@
                 <w:b/>
                 <w:i w:val="0"/>
                 <w:color w:val="C00000"/>
-                <w:sz w:val="22"/>
+                <w:sz w:val="28"/>
               </w:rPr>
-              <w:t>F</w:t>
+              <w:t>●</w:t>
             </w:r>
           </w:p>
         </w:tc>
         <w:tc>
           <w:tcPr>
-            <w:tcW w:type="dxa" w:w="1008"/>
+            <w:tcW w:type="dxa" w:w="792"/>
           </w:tcPr>
           <w:p>
             <w:pPr>
@@ -4618,9 +6375,41 @@
                 <w:b w:val="0"/>
                 <w:i w:val="0"/>
                 <w:color w:val="5B7083"/>
+                <w:sz w:val="26"/>
+              </w:rPr>
+              <w:t>○</w:t>
+            </w:r>
+          </w:p>
+        </w:tc>
+        <w:tc>
+          <w:tcPr>
+            <w:tcW w:type="dxa" w:w="1224"/>
+          </w:tcPr>
+          <w:p>
+            <w:pPr>
+              <w:spacing w:after="0" w:before="0"/>
+              <w:jc w:val="center"/>
+            </w:pPr>
+            <w:r/>
+            <w:r>
+              <w:rPr>
+                <w:rFonts w:ascii="Calibri" w:hAnsi="Calibri" w:eastAsia="Calibri"/>
+                <w:b/>
+                <w:i w:val="0"/>
+                <w:color w:val="C00000"/>
                 <w:sz w:val="21"/>
               </w:rPr>
-              <w:t>76%</w:t>
+              <w:t>F</w:t>
+            </w:r>
+            <w:r>
+              <w:rPr>
+                <w:rFonts w:ascii="Calibri" w:hAnsi="Calibri" w:eastAsia="Calibri"/>
+                <w:b w:val="0"/>
+                <w:i w:val="0"/>
+                <w:color w:val="5B7083"/>
+                <w:sz w:val="21"/>
+              </w:rPr>
+              <w:t xml:space="preserve">  76%</w:t>
             </w:r>
           </w:p>
         </w:tc>
@@ -4631,7 +6420,7 @@
         </w:trPr>
         <w:tc>
           <w:tcPr>
-            <w:tcW w:type="dxa" w:w="6984"/>
+            <w:tcW w:type="dxa" w:w="5400"/>
           </w:tcPr>
           <w:p>
             <w:pPr>
@@ -4652,7 +6441,7 @@
         </w:tc>
         <w:tc>
           <w:tcPr>
-            <w:tcW w:type="dxa" w:w="1080"/>
+            <w:tcW w:type="dxa" w:w="648"/>
           </w:tcPr>
           <w:p>
             <w:pPr>
@@ -4666,15 +6455,15 @@
                 <w:b/>
                 <w:i w:val="0"/>
                 <w:color w:val="C00000"/>
-                <w:sz w:val="22"/>
+                <w:sz w:val="28"/>
               </w:rPr>
-              <w:t>T</w:t>
+              <w:t>●</w:t>
             </w:r>
           </w:p>
         </w:tc>
         <w:tc>
           <w:tcPr>
-            <w:tcW w:type="dxa" w:w="1008"/>
+            <w:tcW w:type="dxa" w:w="648"/>
           </w:tcPr>
           <w:p>
             <w:pPr>
@@ -4688,9 +6477,63 @@
                 <w:b w:val="0"/>
                 <w:i w:val="0"/>
                 <w:color w:val="5B7083"/>
+                <w:sz w:val="26"/>
+              </w:rPr>
+              <w:t>○</w:t>
+            </w:r>
+          </w:p>
+        </w:tc>
+        <w:tc>
+          <w:tcPr>
+            <w:tcW w:type="dxa" w:w="792"/>
+          </w:tcPr>
+          <w:p>
+            <w:pPr>
+              <w:spacing w:after="0" w:before="0"/>
+              <w:jc w:val="center"/>
+            </w:pPr>
+            <w:r/>
+            <w:r>
+              <w:rPr>
+                <w:rFonts w:ascii="Calibri" w:hAnsi="Calibri" w:eastAsia="Calibri"/>
+                <w:b w:val="0"/>
+                <w:i w:val="0"/>
+                <w:color w:val="5B7083"/>
+                <w:sz w:val="26"/>
+              </w:rPr>
+              <w:t>○</w:t>
+            </w:r>
+          </w:p>
+        </w:tc>
+        <w:tc>
+          <w:tcPr>
+            <w:tcW w:type="dxa" w:w="1224"/>
+          </w:tcPr>
+          <w:p>
+            <w:pPr>
+              <w:spacing w:after="0" w:before="0"/>
+              <w:jc w:val="center"/>
+            </w:pPr>
+            <w:r/>
+            <w:r>
+              <w:rPr>
+                <w:rFonts w:ascii="Calibri" w:hAnsi="Calibri" w:eastAsia="Calibri"/>
+                <w:b/>
+                <w:i w:val="0"/>
+                <w:color w:val="C00000"/>
                 <w:sz w:val="21"/>
               </w:rPr>
-              <w:t>51%</w:t>
+              <w:t>T</w:t>
+            </w:r>
+            <w:r>
+              <w:rPr>
+                <w:rFonts w:ascii="Calibri" w:hAnsi="Calibri" w:eastAsia="Calibri"/>
+                <w:b w:val="0"/>
+                <w:i w:val="0"/>
+                <w:color w:val="5B7083"/>
+                <w:sz w:val="21"/>
+              </w:rPr>
+              <w:t xml:space="preserve">  51%</w:t>
             </w:r>
           </w:p>
         </w:tc>
